--- a/appendix/Doc-GZ - 20260414 - v5 (by 20260414).docx
+++ b/appendix/Doc-GZ - 20260414 - v5 (by 20260414).docx
@@ -6718,13 +6718,13 @@
           <w:p>
             <w:pPr>
               <w:rPr>
-                <w:rFonts w:ascii="Times New Roman" w:eastAsia="宋体" w:hAnsi="Times New Roman" w:cs="Times New Roman"/>
-              </w:rPr>
-            </w:pPr>
-            <w:r>
-              <w:rPr>
                 <w:rFonts w:ascii="Times New Roman" w:eastAsia="宋体" w:hAnsi="Times New Roman" w:cs="Times New Roman" w:hint="eastAsia"/>
               </w:rPr>
+            </w:pPr>
+            <w:r>
+              <w:rPr>
+                <w:rFonts w:ascii="Times New Roman" w:eastAsia="宋体" w:hAnsi="Times New Roman" w:cs="Times New Roman" w:hint="eastAsia"/>
+              </w:rPr>
               <w:t>1</w:t>
             </w:r>
             <w:r>
@@ -6733,13 +6733,6 @@
               </w:rPr>
               <w:t>72.31.210.79 order3.example.com</w:t>
             </w:r>
-          </w:p>
-          <w:p>
-            <w:pPr>
-              <w:rPr>
-                <w:rFonts w:ascii="Times New Roman" w:eastAsia="宋体" w:hAnsi="Times New Roman" w:cs="Times New Roman"/>
-              </w:rPr>
-            </w:pPr>
           </w:p>
         </w:tc>
       </w:tr>
@@ -7195,8 +7188,13 @@
         </w:tc>
       </w:tr>
     </w:tbl>
-    <w:p/>
-    <w:p/>
+    <w:p>
+      <w:pPr>
+        <w:rPr>
+          <w:rFonts w:hint="eastAsia"/>
+        </w:rPr>
+      </w:pPr>
+    </w:p>
     <w:p>
       <w:r>
         <w:rPr>
@@ -7204,7 +7202,6 @@
           <w:b/>
           <w:bCs/>
         </w:rPr>
-        <w:lastRenderedPageBreak/>
         <w:t>S</w:t>
       </w:r>
       <w:r>
@@ -7283,6 +7280,7 @@
                 <w:sz w:val="22"/>
                 <w:szCs w:val="22"/>
               </w:rPr>
+              <w:lastRenderedPageBreak/>
               <w:t xml:space="preserve">$ </w:t>
             </w:r>
             <w:proofErr w:type="spellStart"/>
@@ -7372,16 +7370,6 @@
                 <w:szCs w:val="22"/>
               </w:rPr>
             </w:pPr>
-          </w:p>
-          <w:p>
-            <w:pPr>
-              <w:pStyle w:val="HTML"/>
-              <w:rPr>
-                <w:rFonts w:asciiTheme="minorHAnsi" w:hAnsiTheme="minorHAnsi" w:cstheme="minorHAnsi"/>
-                <w:sz w:val="22"/>
-                <w:szCs w:val="22"/>
-              </w:rPr>
-            </w:pPr>
             <w:r>
               <w:rPr>
                 <w:rFonts w:asciiTheme="minorHAnsi" w:hAnsiTheme="minorHAnsi" w:cstheme="minorHAnsi"/>
@@ -8414,11 +8402,13 @@
         </w:tc>
       </w:tr>
     </w:tbl>
-    <w:p/>
-    <w:p/>
-    <w:p/>
-    <w:p/>
-    <w:p/>
+    <w:p>
+      <w:pPr>
+        <w:rPr>
+          <w:rFonts w:hint="eastAsia"/>
+        </w:rPr>
+      </w:pPr>
+    </w:p>
     <w:p>
       <w:r>
         <w:rPr>
@@ -8426,7 +8416,6 @@
           <w:b/>
           <w:bCs/>
         </w:rPr>
-        <w:lastRenderedPageBreak/>
         <w:t>S</w:t>
       </w:r>
       <w:r>
@@ -8474,7 +8463,7 @@
         <w:t>):</w:t>
       </w:r>
       <w:r>
-        <w:t xml:space="preserve"> Install the Golang</w:t>
+        <w:t xml:space="preserve"> Install Golang</w:t>
       </w:r>
       <w:r>
         <w:t xml:space="preserve"> on each node</w:t>
@@ -8580,7 +8569,7 @@
             <w:pPr>
               <w:pStyle w:val="HTML"/>
               <w:rPr>
-                <w:rFonts w:asciiTheme="minorHAnsi" w:hAnsiTheme="minorHAnsi" w:cstheme="minorHAnsi"/>
+                <w:rFonts w:asciiTheme="minorHAnsi" w:eastAsiaTheme="minorEastAsia" w:hAnsiTheme="minorHAnsi" w:cstheme="minorHAnsi" w:hint="eastAsia"/>
                 <w:sz w:val="22"/>
                 <w:szCs w:val="22"/>
               </w:rPr>
@@ -8653,6 +8642,14 @@
                 <w:szCs w:val="22"/>
               </w:rPr>
               <w:br/>
+            </w:r>
+            <w:r>
+              <w:rPr>
+                <w:rFonts w:asciiTheme="minorHAnsi" w:hAnsiTheme="minorHAnsi" w:cstheme="minorHAnsi"/>
+                <w:sz w:val="22"/>
+                <w:szCs w:val="22"/>
+              </w:rPr>
+              <w:lastRenderedPageBreak/>
               <w:t>$ echo 'export GOPATH=$HOME/go' &gt;&gt; ~/.</w:t>
             </w:r>
             <w:proofErr w:type="spellStart"/>
@@ -8693,16 +8690,40 @@
               <w:br/>
               <w:t>$ go version</w:t>
             </w:r>
-          </w:p>
-          <w:p>
-            <w:pPr>
-              <w:pStyle w:val="HTML"/>
-              <w:rPr>
-                <w:rFonts w:asciiTheme="minorHAnsi" w:eastAsiaTheme="minorEastAsia" w:hAnsiTheme="minorHAnsi" w:cstheme="minorHAnsi"/>
-                <w:sz w:val="22"/>
-                <w:szCs w:val="22"/>
-              </w:rPr>
-            </w:pPr>
+            <w:r>
+              <w:rPr>
+                <w:rFonts w:asciiTheme="minorHAnsi" w:hAnsiTheme="minorHAnsi" w:cstheme="minorHAnsi"/>
+                <w:sz w:val="22"/>
+                <w:szCs w:val="22"/>
+              </w:rPr>
+              <w:t xml:space="preserve"> </w:t>
+            </w:r>
+            <w:r>
+              <w:rPr>
+                <w:rFonts w:asciiTheme="minorHAnsi" w:hAnsiTheme="minorHAnsi" w:cstheme="minorHAnsi"/>
+                <w:sz w:val="22"/>
+                <w:szCs w:val="22"/>
+              </w:rPr>
+              <w:t xml:space="preserve">// go1.14.8 </w:t>
+            </w:r>
+            <w:proofErr w:type="spellStart"/>
+            <w:r>
+              <w:rPr>
+                <w:rFonts w:asciiTheme="minorHAnsi" w:hAnsiTheme="minorHAnsi" w:cstheme="minorHAnsi"/>
+                <w:sz w:val="22"/>
+                <w:szCs w:val="22"/>
+              </w:rPr>
+              <w:t>linux</w:t>
+            </w:r>
+            <w:proofErr w:type="spellEnd"/>
+            <w:r>
+              <w:rPr>
+                <w:rFonts w:asciiTheme="minorHAnsi" w:hAnsiTheme="minorHAnsi" w:cstheme="minorHAnsi"/>
+                <w:sz w:val="22"/>
+                <w:szCs w:val="22"/>
+              </w:rPr>
+              <w:t>/amd64</w:t>
+            </w:r>
           </w:p>
         </w:tc>
       </w:tr>
@@ -9497,7 +9518,6 @@
                 <w:sz w:val="22"/>
                 <w:szCs w:val="22"/>
               </w:rPr>
-              <w:lastRenderedPageBreak/>
               <w:t xml:space="preserve">$ </w:t>
             </w:r>
             <w:proofErr w:type="spellStart"/>
@@ -9656,6 +9676,7 @@
           <w:rStyle w:val="a3"/>
           <w:color w:val="2F5496" w:themeColor="accent1" w:themeShade="BF"/>
         </w:rPr>
+        <w:lastRenderedPageBreak/>
         <w:t>2</w:t>
       </w:r>
       <w:r>
@@ -10110,6 +10131,11 @@
             </w:r>
           </w:p>
           <w:p>
+            <w:pPr>
+              <w:rPr>
+                <w:rFonts w:hint="eastAsia"/>
+              </w:rPr>
+            </w:pPr>
             <w:r>
               <w:t xml:space="preserve">$ </w:t>
             </w:r>
@@ -10117,7 +10143,6 @@
               <w:t>cd fabric-v2.2.0/scripts</w:t>
             </w:r>
           </w:p>
-          <w:p/>
         </w:tc>
       </w:tr>
     </w:tbl>
@@ -10145,11 +10170,9 @@
       <w:r>
         <w:t>()</w:t>
       </w:r>
-      <w:proofErr w:type="gramStart"/>
       <w:r>
         <w:t>”</w:t>
       </w:r>
-      <w:proofErr w:type="gramEnd"/>
       <w:r>
         <w:rPr>
           <w:rFonts w:hint="eastAsia"/>
@@ -10261,7 +10284,6 @@
         <w:rPr>
           <w:rFonts w:hint="eastAsia"/>
         </w:rPr>
-        <w:lastRenderedPageBreak/>
         <w:t>I</w:t>
       </w:r>
       <w:r>
@@ -10283,11 +10305,9 @@
       <w:r>
         <w:t>()</w:t>
       </w:r>
-      <w:proofErr w:type="gramStart"/>
       <w:r>
         <w:t>”</w:t>
       </w:r>
-      <w:proofErr w:type="gramEnd"/>
       <w:r>
         <w:rPr>
           <w:rFonts w:hint="eastAsia"/>
@@ -10347,12 +10367,20 @@
     </w:tbl>
     <w:p/>
     <w:p>
+      <w:pPr>
+        <w:rPr>
+          <w:rFonts w:hint="eastAsia"/>
+        </w:rPr>
+      </w:pPr>
+    </w:p>
+    <w:p>
       <w:r>
         <w:rPr>
           <w:rFonts w:hint="eastAsia"/>
           <w:b/>
           <w:bCs/>
         </w:rPr>
+        <w:lastRenderedPageBreak/>
         <w:t>S</w:t>
       </w:r>
       <w:r>
@@ -11057,7 +11085,6 @@
         <w:rPr>
           <w:noProof/>
         </w:rPr>
-        <w:lastRenderedPageBreak/>
         <w:drawing>
           <wp:inline distT="0" distB="0" distL="0" distR="0" wp14:anchorId="4042B6AF" wp14:editId="469C6133">
             <wp:extent cx="5554639" cy="1952593"/>
@@ -11110,12 +11137,20 @@
     </w:p>
     <w:p/>
     <w:p>
+      <w:pPr>
+        <w:rPr>
+          <w:rFonts w:hint="eastAsia"/>
+        </w:rPr>
+      </w:pPr>
+    </w:p>
+    <w:p>
       <w:r>
         <w:rPr>
           <w:rFonts w:hint="eastAsia"/>
           <w:b/>
           <w:bCs/>
         </w:rPr>
+        <w:lastRenderedPageBreak/>
         <w:t>S</w:t>
       </w:r>
       <w:r>
@@ -11309,11 +11344,6 @@
     </w:tbl>
     <w:p/>
     <w:p>
-      <w:pPr>
-        <w:rPr>
-          <w:rFonts w:hint="eastAsia"/>
-        </w:rPr>
-      </w:pPr>
       <w:r>
         <w:rPr>
           <w:noProof/>
@@ -11355,6 +11385,19 @@
         </w:drawing>
       </w:r>
     </w:p>
+    <w:p/>
+    <w:p/>
+    <w:p/>
+    <w:p/>
+    <w:p/>
+    <w:p/>
+    <w:p>
+      <w:pPr>
+        <w:rPr>
+          <w:rFonts w:hint="eastAsia"/>
+        </w:rPr>
+      </w:pPr>
+    </w:p>
     <w:p>
       <w:pPr>
         <w:pStyle w:val="1"/>
@@ -11384,6 +11427,17 @@
       </w:r>
       <w:r>
         <w:t xml:space="preserve"> Multiple Nodes on Fabric 2.2.0</w:t>
+      </w:r>
+      <w:r>
+        <w:t xml:space="preserve"> (1 CLI + 2 Peers + 1 </w:t>
+      </w:r>
+      <w:proofErr w:type="spellStart"/>
+      <w:r>
+        <w:t>Orderer</w:t>
+      </w:r>
+      <w:proofErr w:type="spellEnd"/>
+      <w:r>
+        <w:t xml:space="preserve">) </w:t>
       </w:r>
     </w:p>
     <w:p/>
@@ -12518,6 +12572,7 @@
               <w:rPr>
                 <w:rFonts w:ascii="Times New Roman" w:hAnsi="Times New Roman" w:cs="Times New Roman" w:hint="eastAsia"/>
               </w:rPr>
+              <w:lastRenderedPageBreak/>
               <w:t>$</w:t>
             </w:r>
             <w:r>
@@ -12552,11 +12607,10 @@
           <w:p>
             <w:pPr>
               <w:rPr>
+                <w:rStyle w:val="a7"/>
                 <w:rFonts w:ascii="Times New Roman" w:hAnsi="Times New Roman" w:cs="Times New Roman"/>
                 <w:b/>
                 <w:bCs/>
-                <w:color w:val="0000FF"/>
-                <w:u w:val="single"/>
               </w:rPr>
             </w:pPr>
             <w:r>
@@ -12583,240 +12637,66 @@
               </w:r>
             </w:hyperlink>
           </w:p>
-        </w:tc>
-      </w:tr>
-      <w:tr>
-        <w:tc>
-          <w:tcPr>
-            <w:tcW w:w="9350" w:type="dxa"/>
-          </w:tcPr>
           <w:p>
             <w:pPr>
               <w:rPr>
                 <w:rFonts w:ascii="Times New Roman" w:hAnsi="Times New Roman" w:cs="Times New Roman"/>
               </w:rPr>
             </w:pPr>
+          </w:p>
+          <w:p>
+            <w:pPr>
+              <w:rPr>
+                <w:rFonts w:ascii="Times New Roman" w:hAnsi="Times New Roman" w:cs="Times New Roman" w:hint="eastAsia"/>
+              </w:rPr>
+            </w:pPr>
             <w:r>
               <w:rPr>
                 <w:rFonts w:ascii="Times New Roman" w:hAnsi="Times New Roman" w:cs="Times New Roman"/>
               </w:rPr>
-              <w:lastRenderedPageBreak/>
-              <w:t>$ cd $HOME/fabric-samples/demo-first/workload/</w:t>
-            </w:r>
-            <w:proofErr w:type="spellStart"/>
-            <w:r>
-              <w:rPr>
-                <w:rFonts w:ascii="Times New Roman" w:hAnsi="Times New Roman" w:cs="Times New Roman"/>
-              </w:rPr>
-              <w:t>tls</w:t>
-            </w:r>
-            <w:proofErr w:type="spellEnd"/>
-          </w:p>
-          <w:p>
-            <w:pPr>
-              <w:rPr>
-                <w:rFonts w:ascii="Times New Roman" w:hAnsi="Times New Roman" w:cs="Times New Roman"/>
-              </w:rPr>
-            </w:pPr>
-            <w:r>
-              <w:rPr>
-                <w:rFonts w:ascii="Times New Roman" w:hAnsi="Times New Roman" w:cs="Times New Roman"/>
-              </w:rPr>
-              <w:t xml:space="preserve">$ </w:t>
-            </w:r>
-            <w:proofErr w:type="spellStart"/>
-            <w:r>
-              <w:rPr>
-                <w:rFonts w:ascii="Times New Roman" w:hAnsi="Times New Roman" w:cs="Times New Roman"/>
-              </w:rPr>
-              <w:t>chmod</w:t>
-            </w:r>
-            <w:proofErr w:type="spellEnd"/>
-            <w:r>
-              <w:rPr>
-                <w:rFonts w:ascii="Times New Roman" w:hAnsi="Times New Roman" w:cs="Times New Roman"/>
-              </w:rPr>
-              <w:t xml:space="preserve"> +x *.</w:t>
-            </w:r>
-            <w:proofErr w:type="spellStart"/>
-            <w:r>
-              <w:rPr>
-                <w:rFonts w:ascii="Times New Roman" w:hAnsi="Times New Roman" w:cs="Times New Roman"/>
-              </w:rPr>
-              <w:t>sh</w:t>
-            </w:r>
-            <w:proofErr w:type="spellEnd"/>
-          </w:p>
-          <w:p>
-            <w:pPr>
-              <w:rPr>
-                <w:rFonts w:ascii="Times New Roman" w:hAnsi="Times New Roman" w:cs="Times New Roman"/>
-              </w:rPr>
-            </w:pPr>
-          </w:p>
-          <w:p>
-            <w:pPr>
-              <w:rPr>
-                <w:rFonts w:ascii="Times New Roman" w:hAnsi="Times New Roman" w:cs="Times New Roman"/>
-              </w:rPr>
-            </w:pPr>
-            <w:r>
-              <w:rPr>
-                <w:rFonts w:ascii="Times New Roman" w:hAnsi="Times New Roman" w:cs="Times New Roman"/>
-              </w:rPr>
-              <w:t>$ cd $HOME/fabric-samples/demo-first/workload</w:t>
-            </w:r>
-          </w:p>
-          <w:p>
-            <w:pPr>
-              <w:rPr>
-                <w:rFonts w:ascii="Times New Roman" w:hAnsi="Times New Roman" w:cs="Times New Roman"/>
-              </w:rPr>
-            </w:pPr>
-            <w:r>
-              <w:rPr>
-                <w:rFonts w:ascii="Times New Roman" w:hAnsi="Times New Roman" w:cs="Times New Roman"/>
-              </w:rPr>
-              <w:t xml:space="preserve">$ </w:t>
-            </w:r>
-            <w:proofErr w:type="spellStart"/>
-            <w:r>
-              <w:rPr>
-                <w:rFonts w:ascii="Times New Roman" w:hAnsi="Times New Roman" w:cs="Times New Roman"/>
-              </w:rPr>
-              <w:t>chmod</w:t>
-            </w:r>
-            <w:proofErr w:type="spellEnd"/>
-            <w:r>
-              <w:rPr>
-                <w:rFonts w:ascii="Times New Roman" w:hAnsi="Times New Roman" w:cs="Times New Roman"/>
-              </w:rPr>
-              <w:t xml:space="preserve"> +x *.</w:t>
-            </w:r>
-            <w:proofErr w:type="spellStart"/>
-            <w:r>
-              <w:rPr>
-                <w:rFonts w:ascii="Times New Roman" w:hAnsi="Times New Roman" w:cs="Times New Roman"/>
-              </w:rPr>
-              <w:t>sh</w:t>
-            </w:r>
-            <w:proofErr w:type="spellEnd"/>
-          </w:p>
-          <w:p>
-            <w:pPr>
-              <w:rPr>
-                <w:rFonts w:ascii="Times New Roman" w:hAnsi="Times New Roman" w:cs="Times New Roman"/>
-              </w:rPr>
-            </w:pPr>
-            <w:r>
+              <w:drawing>
+                <wp:inline distT="0" distB="0" distL="0" distR="0" wp14:anchorId="3C807931" wp14:editId="27B613D6">
+                  <wp:extent cx="5943600" cy="1470660"/>
+                  <wp:effectExtent l="0" t="0" r="0" b="0"/>
+                  <wp:docPr id="2" name="图片 2"/>
+                  <wp:cNvGraphicFramePr>
+                    <a:graphicFrameLocks xmlns:a="http://schemas.openxmlformats.org/drawingml/2006/main" noChangeAspect="1"/>
+                  </wp:cNvGraphicFramePr>
+                  <a:graphic xmlns:a="http://schemas.openxmlformats.org/drawingml/2006/main">
+                    <a:graphicData uri="http://schemas.openxmlformats.org/drawingml/2006/picture">
+                      <pic:pic xmlns:pic="http://schemas.openxmlformats.org/drawingml/2006/picture">
+                        <pic:nvPicPr>
+                          <pic:cNvPr id="1" name=""/>
+                          <pic:cNvPicPr/>
+                        </pic:nvPicPr>
+                        <pic:blipFill>
+                          <a:blip r:embed="rId41"/>
+                          <a:stretch>
+                            <a:fillRect/>
+                          </a:stretch>
+                        </pic:blipFill>
+                        <pic:spPr>
+                          <a:xfrm>
+                            <a:off x="0" y="0"/>
+                            <a:ext cx="5943600" cy="1470660"/>
+                          </a:xfrm>
+                          <a:prstGeom prst="rect">
+                            <a:avLst/>
+                          </a:prstGeom>
+                        </pic:spPr>
+                      </pic:pic>
+                    </a:graphicData>
+                  </a:graphic>
+                </wp:inline>
+              </w:drawing>
+            </w:r>
+          </w:p>
+          <w:p>
+            <w:pPr>
               <w:rPr>
                 <w:rFonts w:ascii="Times New Roman" w:hAnsi="Times New Roman" w:cs="Times New Roman" w:hint="eastAsia"/>
               </w:rPr>
-              <w:t>$</w:t>
-            </w:r>
-            <w:r>
-              <w:rPr>
-                <w:rFonts w:ascii="Times New Roman" w:hAnsi="Times New Roman" w:cs="Times New Roman"/>
-              </w:rPr>
-              <w:t xml:space="preserve"> </w:t>
-            </w:r>
-            <w:proofErr w:type="spellStart"/>
-            <w:r>
-              <w:rPr>
-                <w:rFonts w:ascii="Times New Roman" w:hAnsi="Times New Roman" w:cs="Times New Roman"/>
-              </w:rPr>
-              <w:t>wget</w:t>
-            </w:r>
-            <w:proofErr w:type="spellEnd"/>
-            <w:r>
-              <w:rPr>
-                <w:rFonts w:ascii="Times New Roman" w:hAnsi="Times New Roman" w:cs="Times New Roman"/>
-              </w:rPr>
-              <w:t xml:space="preserve"> </w:t>
-            </w:r>
-            <w:hyperlink r:id="rId41" w:history="1">
-              <w:r>
-                <w:rPr>
-                  <w:rStyle w:val="a7"/>
-                  <w:rFonts w:ascii="Times New Roman" w:hAnsi="Times New Roman" w:cs="Times New Roman"/>
-                </w:rPr>
-                <w:t>https://gitee.com/joe32065/fabric_2_2/releases/download/fabric-v2.2.0/node_modules.zip</w:t>
-              </w:r>
-            </w:hyperlink>
-          </w:p>
-          <w:p>
-            <w:pPr>
-              <w:rPr>
-                <w:rFonts w:ascii="Times New Roman" w:hAnsi="Times New Roman" w:cs="Times New Roman"/>
-              </w:rPr>
-            </w:pPr>
-            <w:r>
-              <w:rPr>
-                <w:rFonts w:ascii="Times New Roman" w:hAnsi="Times New Roman" w:cs="Times New Roman"/>
-              </w:rPr>
-              <w:t xml:space="preserve">$ unzip </w:t>
-            </w:r>
-            <w:r>
-              <w:rPr>
-                <w:rFonts w:ascii="Times New Roman" w:hAnsi="Times New Roman" w:cs="Times New Roman"/>
-              </w:rPr>
-              <w:t>node_modules.zip</w:t>
-            </w:r>
-          </w:p>
-          <w:p>
-            <w:pPr>
-              <w:rPr>
-                <w:rFonts w:ascii="Times New Roman" w:hAnsi="Times New Roman" w:cs="Times New Roman"/>
-              </w:rPr>
-            </w:pPr>
-          </w:p>
-          <w:p>
-            <w:pPr>
-              <w:rPr>
-                <w:rFonts w:ascii="Times New Roman" w:hAnsi="Times New Roman" w:cs="Times New Roman"/>
-              </w:rPr>
-            </w:pPr>
-            <w:r>
-              <w:rPr>
-                <w:rFonts w:ascii="Times New Roman" w:hAnsi="Times New Roman" w:cs="Times New Roman"/>
-              </w:rPr>
-              <w:t>$ cd $HOME/fabric-samples/demo-first/scripts</w:t>
-            </w:r>
-          </w:p>
-          <w:p>
-            <w:pPr>
-              <w:rPr>
-                <w:rFonts w:ascii="Times New Roman" w:hAnsi="Times New Roman" w:cs="Times New Roman"/>
-              </w:rPr>
-            </w:pPr>
-            <w:r>
-              <w:rPr>
-                <w:rFonts w:ascii="Times New Roman" w:hAnsi="Times New Roman" w:cs="Times New Roman"/>
-              </w:rPr>
-              <w:t xml:space="preserve">$ </w:t>
-            </w:r>
-            <w:proofErr w:type="spellStart"/>
-            <w:r>
-              <w:rPr>
-                <w:rFonts w:ascii="Times New Roman" w:hAnsi="Times New Roman" w:cs="Times New Roman"/>
-              </w:rPr>
-              <w:t>chmod</w:t>
-            </w:r>
-            <w:proofErr w:type="spellEnd"/>
-            <w:r>
-              <w:rPr>
-                <w:rFonts w:ascii="Times New Roman" w:hAnsi="Times New Roman" w:cs="Times New Roman"/>
-              </w:rPr>
-              <w:t xml:space="preserve"> +x *.</w:t>
-            </w:r>
-            <w:proofErr w:type="spellStart"/>
-            <w:r>
-              <w:rPr>
-                <w:rFonts w:ascii="Times New Roman" w:hAnsi="Times New Roman" w:cs="Times New Roman"/>
-              </w:rPr>
-              <w:t>sh</w:t>
-            </w:r>
-            <w:proofErr w:type="spellEnd"/>
+            </w:pPr>
           </w:p>
         </w:tc>
       </w:tr>
@@ -12824,106 +12704,9 @@
     <w:p>
       <w:pPr>
         <w:rPr>
-          <w:rFonts w:ascii="Times New Roman" w:hAnsi="Times New Roman" w:cs="Times New Roman"/>
-        </w:rPr>
-      </w:pPr>
-    </w:p>
-    <w:p>
-      <w:pPr>
-        <w:rPr>
-          <w:rFonts w:ascii="Times New Roman" w:hAnsi="Times New Roman" w:cs="Times New Roman"/>
-        </w:rPr>
-      </w:pPr>
-      <w:r>
-        <w:rPr>
-          <w:rFonts w:ascii="Times New Roman" w:hAnsi="Times New Roman" w:cs="Times New Roman"/>
-          <w:b/>
-          <w:bCs/>
-        </w:rPr>
-        <w:t>Step</w:t>
-      </w:r>
-      <w:r>
-        <w:rPr>
-          <w:rFonts w:ascii="Times New Roman" w:hAnsi="Times New Roman" w:cs="Times New Roman"/>
-          <w:b/>
-          <w:bCs/>
-        </w:rPr>
-        <w:t xml:space="preserve"> 4</w:t>
-      </w:r>
-      <w:r>
-        <w:rPr>
-          <w:rFonts w:ascii="Times New Roman" w:hAnsi="Times New Roman" w:cs="Times New Roman"/>
-          <w:b/>
-          <w:bCs/>
-        </w:rPr>
-        <w:t xml:space="preserve"> (Run)</w:t>
-      </w:r>
-      <w:r>
-        <w:rPr>
-          <w:rFonts w:ascii="Times New Roman" w:hAnsi="Times New Roman" w:cs="Times New Roman"/>
-          <w:b/>
-          <w:bCs/>
-        </w:rPr>
-        <w:t>:</w:t>
-      </w:r>
-      <w:r>
-        <w:rPr>
-          <w:rFonts w:ascii="Times New Roman" w:hAnsi="Times New Roman" w:cs="Times New Roman"/>
-        </w:rPr>
-        <w:t xml:space="preserve"> </w:t>
-      </w:r>
-      <w:r>
-        <w:rPr>
-          <w:rFonts w:ascii="Times New Roman" w:hAnsi="Times New Roman" w:cs="Times New Roman"/>
-        </w:rPr>
-        <w:t xml:space="preserve">CLI </w:t>
-      </w:r>
-      <w:proofErr w:type="spellStart"/>
-      <w:r>
-        <w:rPr>
-          <w:rFonts w:ascii="Times New Roman" w:hAnsi="Times New Roman" w:cs="Times New Roman"/>
-        </w:rPr>
-        <w:t>s</w:t>
-      </w:r>
-      <w:r>
-        <w:rPr>
-          <w:rFonts w:ascii="Times New Roman" w:hAnsi="Times New Roman" w:cs="Times New Roman"/>
-        </w:rPr>
-        <w:t>cp</w:t>
-      </w:r>
-      <w:proofErr w:type="spellEnd"/>
-      <w:r>
-        <w:rPr>
-          <w:rFonts w:ascii="Times New Roman" w:hAnsi="Times New Roman" w:cs="Times New Roman"/>
-        </w:rPr>
-        <w:t xml:space="preserve"> the contents to </w:t>
-      </w:r>
-      <w:r>
-        <w:rPr>
-          <w:rFonts w:ascii="Times New Roman" w:hAnsi="Times New Roman" w:cs="Times New Roman"/>
-        </w:rPr>
-        <w:t xml:space="preserve">all machines including </w:t>
-      </w:r>
-      <w:r>
-        <w:rPr>
-          <w:rFonts w:ascii="Times New Roman" w:hAnsi="Times New Roman" w:cs="Times New Roman"/>
-        </w:rPr>
-        <w:t xml:space="preserve">peers and </w:t>
-      </w:r>
-      <w:proofErr w:type="spellStart"/>
-      <w:r>
-        <w:rPr>
-          <w:rFonts w:ascii="Times New Roman" w:hAnsi="Times New Roman" w:cs="Times New Roman"/>
-        </w:rPr>
-        <w:t>orderers</w:t>
-      </w:r>
-      <w:proofErr w:type="spellEnd"/>
-      <w:r>
-        <w:rPr>
-          <w:rFonts w:ascii="Times New Roman" w:hAnsi="Times New Roman" w:cs="Times New Roman"/>
-        </w:rPr>
-        <w:t>,</w:t>
-      </w:r>
+          <w:rFonts w:ascii="Times New Roman" w:hAnsi="Times New Roman" w:cs="Times New Roman" w:hint="eastAsia"/>
+        </w:rPr>
+      </w:pPr>
     </w:p>
     <w:tbl>
       <w:tblPr>
@@ -12947,6 +12730,117 @@
             </w:pPr>
             <w:r>
               <w:rPr>
+                <w:rFonts w:ascii="Times New Roman" w:hAnsi="Times New Roman" w:cs="Times New Roman"/>
+              </w:rPr>
+              <w:t>$ cd $HOME/fabric-samples/demo-first/workload/</w:t>
+            </w:r>
+            <w:proofErr w:type="spellStart"/>
+            <w:r>
+              <w:rPr>
+                <w:rFonts w:ascii="Times New Roman" w:hAnsi="Times New Roman" w:cs="Times New Roman"/>
+              </w:rPr>
+              <w:t>tls</w:t>
+            </w:r>
+            <w:proofErr w:type="spellEnd"/>
+          </w:p>
+          <w:p>
+            <w:pPr>
+              <w:rPr>
+                <w:rFonts w:ascii="Times New Roman" w:hAnsi="Times New Roman" w:cs="Times New Roman"/>
+              </w:rPr>
+            </w:pPr>
+            <w:r>
+              <w:rPr>
+                <w:rFonts w:ascii="Times New Roman" w:hAnsi="Times New Roman" w:cs="Times New Roman"/>
+              </w:rPr>
+              <w:t xml:space="preserve">$ </w:t>
+            </w:r>
+            <w:proofErr w:type="spellStart"/>
+            <w:r>
+              <w:rPr>
+                <w:rFonts w:ascii="Times New Roman" w:hAnsi="Times New Roman" w:cs="Times New Roman"/>
+              </w:rPr>
+              <w:t>chmod</w:t>
+            </w:r>
+            <w:proofErr w:type="spellEnd"/>
+            <w:r>
+              <w:rPr>
+                <w:rFonts w:ascii="Times New Roman" w:hAnsi="Times New Roman" w:cs="Times New Roman"/>
+              </w:rPr>
+              <w:t xml:space="preserve"> +x *.</w:t>
+            </w:r>
+            <w:proofErr w:type="spellStart"/>
+            <w:r>
+              <w:rPr>
+                <w:rFonts w:ascii="Times New Roman" w:hAnsi="Times New Roman" w:cs="Times New Roman"/>
+              </w:rPr>
+              <w:t>sh</w:t>
+            </w:r>
+            <w:proofErr w:type="spellEnd"/>
+          </w:p>
+          <w:p>
+            <w:pPr>
+              <w:rPr>
+                <w:rFonts w:ascii="Times New Roman" w:hAnsi="Times New Roman" w:cs="Times New Roman"/>
+              </w:rPr>
+            </w:pPr>
+          </w:p>
+          <w:p>
+            <w:pPr>
+              <w:rPr>
+                <w:rFonts w:ascii="Times New Roman" w:hAnsi="Times New Roman" w:cs="Times New Roman"/>
+              </w:rPr>
+            </w:pPr>
+            <w:r>
+              <w:rPr>
+                <w:rFonts w:ascii="Times New Roman" w:hAnsi="Times New Roman" w:cs="Times New Roman"/>
+              </w:rPr>
+              <w:t>$ cd $HOME/fabric-samples/demo-first/workload</w:t>
+            </w:r>
+          </w:p>
+          <w:p>
+            <w:pPr>
+              <w:rPr>
+                <w:rFonts w:ascii="Times New Roman" w:hAnsi="Times New Roman" w:cs="Times New Roman"/>
+              </w:rPr>
+            </w:pPr>
+            <w:r>
+              <w:rPr>
+                <w:rFonts w:ascii="Times New Roman" w:hAnsi="Times New Roman" w:cs="Times New Roman"/>
+              </w:rPr>
+              <w:t xml:space="preserve">$ </w:t>
+            </w:r>
+            <w:proofErr w:type="spellStart"/>
+            <w:r>
+              <w:rPr>
+                <w:rFonts w:ascii="Times New Roman" w:hAnsi="Times New Roman" w:cs="Times New Roman"/>
+              </w:rPr>
+              <w:t>chmod</w:t>
+            </w:r>
+            <w:proofErr w:type="spellEnd"/>
+            <w:r>
+              <w:rPr>
+                <w:rFonts w:ascii="Times New Roman" w:hAnsi="Times New Roman" w:cs="Times New Roman"/>
+              </w:rPr>
+              <w:t xml:space="preserve"> +x *.</w:t>
+            </w:r>
+            <w:proofErr w:type="spellStart"/>
+            <w:r>
+              <w:rPr>
+                <w:rFonts w:ascii="Times New Roman" w:hAnsi="Times New Roman" w:cs="Times New Roman"/>
+              </w:rPr>
+              <w:t>sh</w:t>
+            </w:r>
+            <w:proofErr w:type="spellEnd"/>
+          </w:p>
+          <w:p>
+            <w:pPr>
+              <w:rPr>
+                <w:rFonts w:ascii="Times New Roman" w:hAnsi="Times New Roman" w:cs="Times New Roman"/>
+              </w:rPr>
+            </w:pPr>
+            <w:r>
+              <w:rPr>
                 <w:rFonts w:ascii="Times New Roman" w:hAnsi="Times New Roman" w:cs="Times New Roman" w:hint="eastAsia"/>
               </w:rPr>
               <w:t>$</w:t>
@@ -12955,13 +12849,253 @@
               <w:rPr>
                 <w:rFonts w:ascii="Times New Roman" w:hAnsi="Times New Roman" w:cs="Times New Roman"/>
               </w:rPr>
+              <w:t xml:space="preserve"> </w:t>
+            </w:r>
+            <w:proofErr w:type="spellStart"/>
+            <w:r>
+              <w:rPr>
+                <w:rFonts w:ascii="Times New Roman" w:hAnsi="Times New Roman" w:cs="Times New Roman"/>
+              </w:rPr>
+              <w:t>wget</w:t>
+            </w:r>
+            <w:proofErr w:type="spellEnd"/>
+            <w:r>
+              <w:rPr>
+                <w:rFonts w:ascii="Times New Roman" w:hAnsi="Times New Roman" w:cs="Times New Roman"/>
+              </w:rPr>
+              <w:t xml:space="preserve"> </w:t>
+            </w:r>
+            <w:hyperlink r:id="rId42" w:history="1">
+              <w:r>
+                <w:rPr>
+                  <w:rStyle w:val="a7"/>
+                  <w:rFonts w:ascii="Times New Roman" w:hAnsi="Times New Roman" w:cs="Times New Roman"/>
+                </w:rPr>
+                <w:t>https://gitee.com/joe32065/fabric_2_2/releases/download/fabric-v2.2.0/node_modules.zip</w:t>
+              </w:r>
+            </w:hyperlink>
+          </w:p>
+          <w:p>
+            <w:pPr>
+              <w:rPr>
+                <w:rFonts w:ascii="Times New Roman" w:hAnsi="Times New Roman" w:cs="Times New Roman"/>
+              </w:rPr>
+            </w:pPr>
+            <w:r>
+              <w:rPr>
+                <w:rFonts w:ascii="Times New Roman" w:hAnsi="Times New Roman" w:cs="Times New Roman"/>
+              </w:rPr>
+              <w:t xml:space="preserve">$ unzip </w:t>
+            </w:r>
+            <w:r>
+              <w:rPr>
+                <w:rFonts w:ascii="Times New Roman" w:hAnsi="Times New Roman" w:cs="Times New Roman"/>
+              </w:rPr>
+              <w:t>node_modules.zip</w:t>
+            </w:r>
+          </w:p>
+          <w:p>
+            <w:pPr>
+              <w:rPr>
+                <w:rFonts w:ascii="Times New Roman" w:hAnsi="Times New Roman" w:cs="Times New Roman"/>
+              </w:rPr>
+            </w:pPr>
+          </w:p>
+          <w:p>
+            <w:pPr>
+              <w:rPr>
+                <w:rFonts w:ascii="Times New Roman" w:hAnsi="Times New Roman" w:cs="Times New Roman"/>
+              </w:rPr>
+            </w:pPr>
+            <w:r>
+              <w:rPr>
+                <w:rFonts w:ascii="Times New Roman" w:hAnsi="Times New Roman" w:cs="Times New Roman"/>
+              </w:rPr>
+              <w:t>$ cd $HOME/fabric-samples/demo-first/scripts</w:t>
+            </w:r>
+          </w:p>
+          <w:p>
+            <w:pPr>
+              <w:rPr>
+                <w:rFonts w:ascii="Times New Roman" w:hAnsi="Times New Roman" w:cs="Times New Roman"/>
+              </w:rPr>
+            </w:pPr>
+            <w:r>
+              <w:rPr>
+                <w:rFonts w:ascii="Times New Roman" w:hAnsi="Times New Roman" w:cs="Times New Roman"/>
+              </w:rPr>
+              <w:t xml:space="preserve">$ </w:t>
+            </w:r>
+            <w:proofErr w:type="spellStart"/>
+            <w:r>
+              <w:rPr>
+                <w:rFonts w:ascii="Times New Roman" w:hAnsi="Times New Roman" w:cs="Times New Roman"/>
+              </w:rPr>
+              <w:t>chmod</w:t>
+            </w:r>
+            <w:proofErr w:type="spellEnd"/>
+            <w:r>
+              <w:rPr>
+                <w:rFonts w:ascii="Times New Roman" w:hAnsi="Times New Roman" w:cs="Times New Roman"/>
+              </w:rPr>
+              <w:t xml:space="preserve"> +x *.</w:t>
+            </w:r>
+            <w:proofErr w:type="spellStart"/>
+            <w:r>
+              <w:rPr>
+                <w:rFonts w:ascii="Times New Roman" w:hAnsi="Times New Roman" w:cs="Times New Roman"/>
+              </w:rPr>
+              <w:t>sh</w:t>
+            </w:r>
+            <w:proofErr w:type="spellEnd"/>
+          </w:p>
+        </w:tc>
+      </w:tr>
+    </w:tbl>
+    <w:p>
+      <w:pPr>
+        <w:rPr>
+          <w:rFonts w:ascii="Times New Roman" w:hAnsi="Times New Roman" w:cs="Times New Roman" w:hint="eastAsia"/>
+        </w:rPr>
+      </w:pPr>
+    </w:p>
+    <w:p>
+      <w:pPr>
+        <w:rPr>
+          <w:rFonts w:ascii="Times New Roman" w:hAnsi="Times New Roman" w:cs="Times New Roman"/>
+        </w:rPr>
+      </w:pPr>
+      <w:r>
+        <w:rPr>
+          <w:rFonts w:ascii="Times New Roman" w:hAnsi="Times New Roman" w:cs="Times New Roman"/>
+          <w:b/>
+          <w:bCs/>
+        </w:rPr>
+        <w:t>Step</w:t>
+      </w:r>
+      <w:r>
+        <w:rPr>
+          <w:rFonts w:ascii="Times New Roman" w:hAnsi="Times New Roman" w:cs="Times New Roman"/>
+          <w:b/>
+          <w:bCs/>
+        </w:rPr>
+        <w:t xml:space="preserve"> 4</w:t>
+      </w:r>
+      <w:r>
+        <w:rPr>
+          <w:rFonts w:ascii="Times New Roman" w:hAnsi="Times New Roman" w:cs="Times New Roman"/>
+          <w:b/>
+          <w:bCs/>
+        </w:rPr>
+        <w:t xml:space="preserve"> (Run)</w:t>
+      </w:r>
+      <w:r>
+        <w:rPr>
+          <w:rFonts w:ascii="Times New Roman" w:hAnsi="Times New Roman" w:cs="Times New Roman"/>
+          <w:b/>
+          <w:bCs/>
+        </w:rPr>
+        <w:t>:</w:t>
+      </w:r>
+      <w:r>
+        <w:rPr>
+          <w:rFonts w:ascii="Times New Roman" w:hAnsi="Times New Roman" w:cs="Times New Roman"/>
+        </w:rPr>
+        <w:t xml:space="preserve"> </w:t>
+      </w:r>
+      <w:r>
+        <w:rPr>
+          <w:rFonts w:ascii="Times New Roman" w:hAnsi="Times New Roman" w:cs="Times New Roman"/>
+        </w:rPr>
+        <w:t xml:space="preserve">CLI </w:t>
+      </w:r>
+      <w:proofErr w:type="spellStart"/>
+      <w:r>
+        <w:rPr>
+          <w:rFonts w:ascii="Times New Roman" w:hAnsi="Times New Roman" w:cs="Times New Roman"/>
+        </w:rPr>
+        <w:t>s</w:t>
+      </w:r>
+      <w:r>
+        <w:rPr>
+          <w:rFonts w:ascii="Times New Roman" w:hAnsi="Times New Roman" w:cs="Times New Roman"/>
+        </w:rPr>
+        <w:t>cp</w:t>
+      </w:r>
+      <w:proofErr w:type="spellEnd"/>
+      <w:r>
+        <w:rPr>
+          <w:rFonts w:ascii="Times New Roman" w:hAnsi="Times New Roman" w:cs="Times New Roman"/>
+        </w:rPr>
+        <w:t xml:space="preserve"> the contents to </w:t>
+      </w:r>
+      <w:r>
+        <w:rPr>
+          <w:rFonts w:ascii="Times New Roman" w:hAnsi="Times New Roman" w:cs="Times New Roman"/>
+        </w:rPr>
+        <w:t xml:space="preserve">all machines including </w:t>
+      </w:r>
+      <w:r>
+        <w:rPr>
+          <w:rFonts w:ascii="Times New Roman" w:hAnsi="Times New Roman" w:cs="Times New Roman"/>
+        </w:rPr>
+        <w:t xml:space="preserve">peers and </w:t>
+      </w:r>
+      <w:proofErr w:type="spellStart"/>
+      <w:r>
+        <w:rPr>
+          <w:rFonts w:ascii="Times New Roman" w:hAnsi="Times New Roman" w:cs="Times New Roman"/>
+        </w:rPr>
+        <w:t>orderers</w:t>
+      </w:r>
+      <w:proofErr w:type="spellEnd"/>
+      <w:r>
+        <w:rPr>
+          <w:rFonts w:ascii="Times New Roman" w:hAnsi="Times New Roman" w:cs="Times New Roman"/>
+        </w:rPr>
+        <w:t>,</w:t>
+      </w:r>
+    </w:p>
+    <w:tbl>
+      <w:tblPr>
+        <w:tblStyle w:val="a4"/>
+        <w:tblW w:w="0" w:type="auto"/>
+        <w:tblLook w:val="04A0" w:firstRow="1" w:lastRow="0" w:firstColumn="1" w:lastColumn="0" w:noHBand="0" w:noVBand="1"/>
+      </w:tblPr>
+      <w:tblGrid>
+        <w:gridCol w:w="9350"/>
+      </w:tblGrid>
+      <w:tr>
+        <w:tc>
+          <w:tcPr>
+            <w:tcW w:w="9350" w:type="dxa"/>
+          </w:tcPr>
+          <w:p>
+            <w:pPr>
+              <w:rPr>
+                <w:rFonts w:ascii="Times New Roman" w:hAnsi="Times New Roman" w:cs="Times New Roman"/>
+              </w:rPr>
+            </w:pPr>
+            <w:r>
+              <w:rPr>
+                <w:rFonts w:ascii="Times New Roman" w:hAnsi="Times New Roman" w:cs="Times New Roman" w:hint="eastAsia"/>
+              </w:rPr>
+              <w:t>$</w:t>
+            </w:r>
+            <w:r>
+              <w:rPr>
+                <w:rFonts w:ascii="Times New Roman" w:hAnsi="Times New Roman" w:cs="Times New Roman"/>
+              </w:rPr>
               <w:t xml:space="preserve"> cd $HOME/fabric-samples/demo-first</w:t>
             </w:r>
           </w:p>
           <w:p>
             <w:pPr>
               <w:rPr>
+                <w:rStyle w:val="a7"/>
                 <w:rFonts w:ascii="Times New Roman" w:hAnsi="Times New Roman" w:cs="Times New Roman"/>
+                <w:b/>
+                <w:bCs/>
               </w:rPr>
             </w:pPr>
             <w:r>
@@ -12976,7 +13110,7 @@
               </w:rPr>
               <w:t xml:space="preserve"> </w:t>
             </w:r>
-            <w:hyperlink r:id="rId42" w:anchor="file-scp-sh" w:history="1">
+            <w:hyperlink r:id="rId43" w:anchor="file-scp-sh" w:history="1">
               <w:r>
                 <w:rPr>
                   <w:rStyle w:val="a7"/>
@@ -12988,201 +13122,28 @@
               </w:r>
             </w:hyperlink>
           </w:p>
-        </w:tc>
-      </w:tr>
-    </w:tbl>
-    <w:p>
-      <w:pPr>
-        <w:rPr>
-          <w:rFonts w:ascii="Times New Roman" w:hAnsi="Times New Roman" w:cs="Times New Roman"/>
-        </w:rPr>
-      </w:pPr>
-    </w:p>
-    <w:p>
-      <w:pPr>
-        <w:rPr>
-          <w:rFonts w:ascii="Times New Roman" w:hAnsi="Times New Roman" w:cs="Times New Roman"/>
-        </w:rPr>
-      </w:pPr>
-      <w:r>
-        <w:rPr>
-          <w:rFonts w:ascii="Times New Roman" w:hAnsi="Times New Roman" w:cs="Times New Roman"/>
-          <w:b/>
-          <w:bCs/>
-        </w:rPr>
-        <w:t>Step</w:t>
-      </w:r>
-      <w:r>
-        <w:rPr>
-          <w:rFonts w:ascii="Times New Roman" w:hAnsi="Times New Roman" w:cs="Times New Roman"/>
-          <w:b/>
-          <w:bCs/>
-        </w:rPr>
-        <w:t xml:space="preserve"> 5</w:t>
-      </w:r>
-      <w:r>
-        <w:rPr>
-          <w:rFonts w:ascii="Times New Roman" w:hAnsi="Times New Roman" w:cs="Times New Roman"/>
-          <w:b/>
-          <w:bCs/>
-        </w:rPr>
-        <w:t xml:space="preserve"> (Run)</w:t>
-      </w:r>
-      <w:r>
-        <w:rPr>
-          <w:rFonts w:ascii="Times New Roman" w:hAnsi="Times New Roman" w:cs="Times New Roman"/>
-          <w:b/>
-          <w:bCs/>
-        </w:rPr>
-        <w:t>:</w:t>
-      </w:r>
-      <w:r>
-        <w:rPr>
-          <w:rFonts w:ascii="Times New Roman" w:hAnsi="Times New Roman" w:cs="Times New Roman"/>
-        </w:rPr>
-        <w:t xml:space="preserve"> </w:t>
-      </w:r>
-      <w:r>
-        <w:rPr>
-          <w:rFonts w:ascii="Times New Roman" w:hAnsi="Times New Roman" w:cs="Times New Roman"/>
-        </w:rPr>
-        <w:t>O</w:t>
-      </w:r>
-      <w:r>
-        <w:rPr>
-          <w:rFonts w:ascii="Times New Roman" w:hAnsi="Times New Roman" w:cs="Times New Roman"/>
-        </w:rPr>
-        <w:t>rderer1</w:t>
-      </w:r>
-      <w:r>
-        <w:rPr>
-          <w:rFonts w:ascii="Times New Roman" w:hAnsi="Times New Roman" w:cs="Times New Roman"/>
-        </w:rPr>
-        <w:t xml:space="preserve"> setups the docker container</w:t>
-      </w:r>
-      <w:r>
-        <w:rPr>
-          <w:rFonts w:ascii="Times New Roman" w:hAnsi="Times New Roman" w:cs="Times New Roman"/>
-        </w:rPr>
-        <w:t>,</w:t>
-      </w:r>
-    </w:p>
-    <w:tbl>
-      <w:tblPr>
-        <w:tblStyle w:val="a4"/>
-        <w:tblW w:w="0" w:type="auto"/>
-        <w:tblLook w:val="04A0" w:firstRow="1" w:lastRow="0" w:firstColumn="1" w:lastColumn="0" w:noHBand="0" w:noVBand="1"/>
-      </w:tblPr>
-      <w:tblGrid>
-        <w:gridCol w:w="9350"/>
-      </w:tblGrid>
-      <w:tr>
-        <w:trPr>
-          <w:trHeight w:val="1259"/>
-        </w:trPr>
-        <w:tc>
-          <w:tcPr>
-            <w:tcW w:w="9350" w:type="dxa"/>
-          </w:tcPr>
           <w:p>
             <w:pPr>
               <w:rPr>
                 <w:rFonts w:ascii="Times New Roman" w:hAnsi="Times New Roman" w:cs="Times New Roman"/>
               </w:rPr>
             </w:pPr>
-            <w:r>
-              <w:rPr>
-                <w:rFonts w:ascii="Times New Roman" w:hAnsi="Times New Roman" w:cs="Times New Roman" w:hint="eastAsia"/>
-              </w:rPr>
-              <w:t>$</w:t>
-            </w:r>
-            <w:r>
+          </w:p>
+          <w:p>
+            <w:pPr>
               <w:rPr>
                 <w:rFonts w:ascii="Times New Roman" w:hAnsi="Times New Roman" w:cs="Times New Roman"/>
               </w:rPr>
-              <w:t xml:space="preserve"> cd $HOME/</w:t>
-            </w:r>
+            </w:pPr>
             <w:r>
               <w:rPr>
                 <w:rFonts w:ascii="Times New Roman" w:hAnsi="Times New Roman" w:cs="Times New Roman"/>
               </w:rPr>
-              <w:t>fabric-samples/demo-first</w:t>
-            </w:r>
-          </w:p>
-          <w:p>
-            <w:pPr>
-              <w:rPr>
-                <w:rStyle w:val="a7"/>
-                <w:rFonts w:ascii="Times New Roman" w:hAnsi="Times New Roman" w:cs="Times New Roman"/>
-                <w:b/>
-                <w:bCs/>
-              </w:rPr>
-            </w:pPr>
-            <w:proofErr w:type="gramStart"/>
-            <w:r>
-              <w:rPr>
-                <w:rFonts w:ascii="Times New Roman" w:hAnsi="Times New Roman" w:cs="Times New Roman" w:hint="eastAsia"/>
-              </w:rPr>
-              <w:t>$</w:t>
-            </w:r>
-            <w:r>
-              <w:rPr>
-                <w:rFonts w:ascii="Times New Roman" w:hAnsi="Times New Roman" w:cs="Times New Roman"/>
-              </w:rPr>
-              <w:t xml:space="preserve"> </w:t>
-            </w:r>
-            <w:r>
-              <w:rPr>
-                <w:rFonts w:ascii="Times New Roman" w:hAnsi="Times New Roman" w:cs="Times New Roman"/>
-                <w:b/>
-                <w:bCs/>
-              </w:rPr>
-              <w:t>.</w:t>
-            </w:r>
-            <w:proofErr w:type="gramEnd"/>
-            <w:r>
-              <w:rPr>
-                <w:rFonts w:ascii="Times New Roman" w:hAnsi="Times New Roman" w:cs="Times New Roman"/>
-                <w:b/>
-                <w:bCs/>
-              </w:rPr>
-              <w:t>/</w:t>
-            </w:r>
-            <w:hyperlink r:id="rId43" w:anchor="file-orderer1-sh" w:history="1">
-              <w:r>
-                <w:rPr>
-                  <w:rStyle w:val="a7"/>
-                  <w:rFonts w:ascii="Times New Roman" w:hAnsi="Times New Roman" w:cs="Times New Roman"/>
-                  <w:b/>
-                  <w:bCs/>
-                </w:rPr>
-                <w:t>orderer1.sh</w:t>
-              </w:r>
-            </w:hyperlink>
-          </w:p>
-          <w:p>
-            <w:pPr>
-              <w:rPr>
-                <w:rFonts w:ascii="Times New Roman" w:hAnsi="Times New Roman" w:cs="Times New Roman"/>
-              </w:rPr>
-            </w:pPr>
-          </w:p>
-          <w:p>
-            <w:pPr>
-              <w:rPr>
-                <w:rFonts w:ascii="Times New Roman" w:hAnsi="Times New Roman" w:cs="Times New Roman"/>
-              </w:rPr>
-            </w:pPr>
-            <w:r>
-              <w:rPr>
-                <w:rFonts w:ascii="Times New Roman" w:hAnsi="Times New Roman" w:cs="Times New Roman"/>
-                <w:noProof/>
-              </w:rPr>
               <w:drawing>
-                <wp:inline distT="0" distB="0" distL="0" distR="0" wp14:anchorId="1309F311" wp14:editId="7FBE8466">
-                  <wp:extent cx="5943600" cy="201930"/>
-                  <wp:effectExtent l="0" t="0" r="0" b="7620"/>
-                  <wp:docPr id="23" name="图片 23"/>
+                <wp:inline distT="0" distB="0" distL="0" distR="0" wp14:anchorId="552E0495" wp14:editId="6172B54C">
+                  <wp:extent cx="5943600" cy="1372235"/>
+                  <wp:effectExtent l="0" t="0" r="0" b="0"/>
+                  <wp:docPr id="5" name="图片 5"/>
                   <wp:cNvGraphicFramePr>
                     <a:graphicFrameLocks xmlns:a="http://schemas.openxmlformats.org/drawingml/2006/main" noChangeAspect="1"/>
                   </wp:cNvGraphicFramePr>
@@ -13202,7 +13163,7 @@
                         <pic:spPr>
                           <a:xfrm>
                             <a:off x="0" y="0"/>
-                            <a:ext cx="5943600" cy="201930"/>
+                            <a:ext cx="5943600" cy="1372235"/>
                           </a:xfrm>
                           <a:prstGeom prst="rect">
                             <a:avLst/>
@@ -13218,16 +13179,165 @@
           <w:p>
             <w:pPr>
               <w:rPr>
+                <w:rFonts w:ascii="Times New Roman" w:hAnsi="Times New Roman" w:cs="Times New Roman" w:hint="eastAsia"/>
+              </w:rPr>
+            </w:pPr>
+          </w:p>
+        </w:tc>
+      </w:tr>
+    </w:tbl>
+    <w:p>
+      <w:pPr>
+        <w:rPr>
+          <w:rFonts w:ascii="Times New Roman" w:hAnsi="Times New Roman" w:cs="Times New Roman"/>
+        </w:rPr>
+      </w:pPr>
+    </w:p>
+    <w:p>
+      <w:pPr>
+        <w:rPr>
+          <w:rFonts w:ascii="Times New Roman" w:hAnsi="Times New Roman" w:cs="Times New Roman"/>
+        </w:rPr>
+      </w:pPr>
+      <w:r>
+        <w:rPr>
+          <w:rFonts w:ascii="Times New Roman" w:hAnsi="Times New Roman" w:cs="Times New Roman"/>
+          <w:b/>
+          <w:bCs/>
+        </w:rPr>
+        <w:t>Step</w:t>
+      </w:r>
+      <w:r>
+        <w:rPr>
+          <w:rFonts w:ascii="Times New Roman" w:hAnsi="Times New Roman" w:cs="Times New Roman"/>
+          <w:b/>
+          <w:bCs/>
+        </w:rPr>
+        <w:t xml:space="preserve"> 5</w:t>
+      </w:r>
+      <w:r>
+        <w:rPr>
+          <w:rFonts w:ascii="Times New Roman" w:hAnsi="Times New Roman" w:cs="Times New Roman"/>
+          <w:b/>
+          <w:bCs/>
+        </w:rPr>
+        <w:t xml:space="preserve"> (Run)</w:t>
+      </w:r>
+      <w:r>
+        <w:rPr>
+          <w:rFonts w:ascii="Times New Roman" w:hAnsi="Times New Roman" w:cs="Times New Roman"/>
+          <w:b/>
+          <w:bCs/>
+        </w:rPr>
+        <w:t>:</w:t>
+      </w:r>
+      <w:r>
+        <w:rPr>
+          <w:rFonts w:ascii="Times New Roman" w:hAnsi="Times New Roman" w:cs="Times New Roman"/>
+        </w:rPr>
+        <w:t xml:space="preserve"> </w:t>
+      </w:r>
+      <w:r>
+        <w:rPr>
+          <w:rFonts w:ascii="Times New Roman" w:hAnsi="Times New Roman" w:cs="Times New Roman"/>
+        </w:rPr>
+        <w:t>O</w:t>
+      </w:r>
+      <w:r>
+        <w:rPr>
+          <w:rFonts w:ascii="Times New Roman" w:hAnsi="Times New Roman" w:cs="Times New Roman"/>
+        </w:rPr>
+        <w:t>rderer1</w:t>
+      </w:r>
+      <w:r>
+        <w:rPr>
+          <w:rFonts w:ascii="Times New Roman" w:hAnsi="Times New Roman" w:cs="Times New Roman"/>
+        </w:rPr>
+        <w:t xml:space="preserve"> </w:t>
+      </w:r>
+      <w:r>
+        <w:rPr>
+          <w:rFonts w:ascii="Times New Roman" w:hAnsi="Times New Roman" w:cs="Times New Roman"/>
+        </w:rPr>
+        <w:t>sets up</w:t>
+      </w:r>
+      <w:r>
+        <w:rPr>
+          <w:rFonts w:ascii="Times New Roman" w:hAnsi="Times New Roman" w:cs="Times New Roman"/>
+        </w:rPr>
+        <w:t xml:space="preserve"> the </w:t>
+      </w:r>
+      <w:r>
+        <w:rPr>
+          <w:rFonts w:ascii="Times New Roman" w:hAnsi="Times New Roman" w:cs="Times New Roman"/>
+        </w:rPr>
+        <w:t>Docker</w:t>
+      </w:r>
+      <w:r>
+        <w:rPr>
+          <w:rFonts w:ascii="Times New Roman" w:hAnsi="Times New Roman" w:cs="Times New Roman"/>
+        </w:rPr>
+        <w:t xml:space="preserve"> container</w:t>
+      </w:r>
+      <w:r>
+        <w:rPr>
+          <w:rFonts w:ascii="Times New Roman" w:hAnsi="Times New Roman" w:cs="Times New Roman"/>
+        </w:rPr>
+        <w:t>,</w:t>
+      </w:r>
+    </w:p>
+    <w:tbl>
+      <w:tblPr>
+        <w:tblStyle w:val="a4"/>
+        <w:tblW w:w="0" w:type="auto"/>
+        <w:tblLook w:val="04A0" w:firstRow="1" w:lastRow="0" w:firstColumn="1" w:lastColumn="0" w:noHBand="0" w:noVBand="1"/>
+      </w:tblPr>
+      <w:tblGrid>
+        <w:gridCol w:w="9350"/>
+      </w:tblGrid>
+      <w:tr>
+        <w:trPr>
+          <w:trHeight w:val="1259"/>
+        </w:trPr>
+        <w:tc>
+          <w:tcPr>
+            <w:tcW w:w="9350" w:type="dxa"/>
+          </w:tcPr>
+          <w:p>
+            <w:pPr>
+              <w:rPr>
                 <w:rFonts w:ascii="Times New Roman" w:hAnsi="Times New Roman" w:cs="Times New Roman"/>
               </w:rPr>
             </w:pPr>
-          </w:p>
-          <w:p>
-            <w:pPr>
+            <w:r>
+              <w:rPr>
+                <w:rFonts w:ascii="Times New Roman" w:hAnsi="Times New Roman" w:cs="Times New Roman" w:hint="eastAsia"/>
+              </w:rPr>
+              <w:t>$</w:t>
+            </w:r>
+            <w:r>
               <w:rPr>
                 <w:rFonts w:ascii="Times New Roman" w:hAnsi="Times New Roman" w:cs="Times New Roman"/>
               </w:rPr>
-            </w:pPr>
+              <w:t xml:space="preserve"> cd $HOME/</w:t>
+            </w:r>
+            <w:r>
+              <w:rPr>
+                <w:rFonts w:ascii="Times New Roman" w:hAnsi="Times New Roman" w:cs="Times New Roman"/>
+              </w:rPr>
+              <w:t>fabric-samples/demo-first</w:t>
+            </w:r>
+          </w:p>
+          <w:p>
+            <w:pPr>
+              <w:rPr>
+                <w:rStyle w:val="a7"/>
+                <w:rFonts w:ascii="Times New Roman" w:hAnsi="Times New Roman" w:cs="Times New Roman"/>
+                <w:b/>
+                <w:bCs/>
+              </w:rPr>
+            </w:pPr>
+            <w:proofErr w:type="gramStart"/>
             <w:r>
               <w:rPr>
                 <w:rFonts w:ascii="Times New Roman" w:hAnsi="Times New Roman" w:cs="Times New Roman" w:hint="eastAsia"/>
@@ -13238,23 +13348,36 @@
               <w:rPr>
                 <w:rFonts w:ascii="Times New Roman" w:hAnsi="Times New Roman" w:cs="Times New Roman"/>
               </w:rPr>
-              <w:t xml:space="preserve"> docker </w:t>
-            </w:r>
-            <w:proofErr w:type="spellStart"/>
+              <w:t xml:space="preserve"> </w:t>
+            </w:r>
             <w:r>
               <w:rPr>
                 <w:rFonts w:ascii="Times New Roman" w:hAnsi="Times New Roman" w:cs="Times New Roman"/>
-              </w:rPr>
-              <w:t>ps</w:t>
-            </w:r>
-            <w:proofErr w:type="spellEnd"/>
-          </w:p>
-          <w:p>
-            <w:pPr>
+                <w:b/>
+                <w:bCs/>
+              </w:rPr>
+              <w:t>.</w:t>
+            </w:r>
+            <w:proofErr w:type="gramEnd"/>
+            <w:r>
               <w:rPr>
                 <w:rFonts w:ascii="Times New Roman" w:hAnsi="Times New Roman" w:cs="Times New Roman"/>
-              </w:rPr>
-            </w:pPr>
+                <w:b/>
+                <w:bCs/>
+              </w:rPr>
+              <w:t>/</w:t>
+            </w:r>
+            <w:hyperlink r:id="rId45" w:anchor="file-orderer1-sh" w:history="1">
+              <w:r>
+                <w:rPr>
+                  <w:rStyle w:val="a7"/>
+                  <w:rFonts w:ascii="Times New Roman" w:hAnsi="Times New Roman" w:cs="Times New Roman"/>
+                  <w:b/>
+                  <w:bCs/>
+                </w:rPr>
+                <w:t>orderer1.sh</w:t>
+              </w:r>
+            </w:hyperlink>
           </w:p>
           <w:p>
             <w:pPr>
@@ -13262,16 +13385,22 @@
                 <w:rFonts w:ascii="Times New Roman" w:hAnsi="Times New Roman" w:cs="Times New Roman"/>
               </w:rPr>
             </w:pPr>
-            <w:r>
+          </w:p>
+          <w:p>
+            <w:pPr>
               <w:rPr>
                 <w:rFonts w:ascii="Times New Roman" w:hAnsi="Times New Roman" w:cs="Times New Roman"/>
-                <w:noProof/>
+              </w:rPr>
+            </w:pPr>
+            <w:r>
+              <w:rPr>
+                <w:rFonts w:ascii="Times New Roman" w:hAnsi="Times New Roman" w:cs="Times New Roman"/>
               </w:rPr>
               <w:drawing>
-                <wp:inline distT="0" distB="0" distL="0" distR="0" wp14:anchorId="273D9800" wp14:editId="00FCF9A4">
-                  <wp:extent cx="5943600" cy="198755"/>
+                <wp:inline distT="0" distB="0" distL="0" distR="0" wp14:anchorId="1965D524" wp14:editId="72AE980C">
+                  <wp:extent cx="5943600" cy="190500"/>
                   <wp:effectExtent l="0" t="0" r="0" b="0"/>
-                  <wp:docPr id="8" name="图片 8"/>
+                  <wp:docPr id="11" name="图片 11"/>
                   <wp:cNvGraphicFramePr>
                     <a:graphicFrameLocks xmlns:a="http://schemas.openxmlformats.org/drawingml/2006/main" noChangeAspect="1"/>
                   </wp:cNvGraphicFramePr>
@@ -13283,7 +13412,7 @@
                           <pic:cNvPicPr/>
                         </pic:nvPicPr>
                         <pic:blipFill>
-                          <a:blip r:embed="rId45"/>
+                          <a:blip r:embed="rId46"/>
                           <a:stretch>
                             <a:fillRect/>
                           </a:stretch>
@@ -13291,7 +13420,7 @@
                         <pic:spPr>
                           <a:xfrm>
                             <a:off x="0" y="0"/>
-                            <a:ext cx="5943600" cy="198755"/>
+                            <a:ext cx="5943600" cy="190500"/>
                           </a:xfrm>
                           <a:prstGeom prst="rect">
                             <a:avLst/>
@@ -13311,81 +13440,13 @@
               </w:rPr>
             </w:pPr>
           </w:p>
-        </w:tc>
-      </w:tr>
-    </w:tbl>
-    <w:p>
-      <w:pPr>
-        <w:rPr>
-          <w:rFonts w:ascii="Times New Roman" w:hAnsi="Times New Roman" w:cs="Times New Roman"/>
-        </w:rPr>
-      </w:pPr>
-    </w:p>
-    <w:p>
-      <w:pPr>
-        <w:rPr>
-          <w:rFonts w:ascii="Times New Roman" w:hAnsi="Times New Roman" w:cs="Times New Roman"/>
-        </w:rPr>
-      </w:pPr>
-      <w:r>
-        <w:rPr>
-          <w:rFonts w:ascii="Times New Roman" w:hAnsi="Times New Roman" w:cs="Times New Roman"/>
-          <w:b/>
-          <w:bCs/>
-        </w:rPr>
-        <w:t>Step</w:t>
-      </w:r>
-      <w:r>
-        <w:rPr>
-          <w:rFonts w:ascii="Times New Roman" w:hAnsi="Times New Roman" w:cs="Times New Roman"/>
-          <w:b/>
-          <w:bCs/>
-        </w:rPr>
-        <w:t xml:space="preserve"> 6</w:t>
-      </w:r>
-      <w:r>
-        <w:rPr>
-          <w:rFonts w:ascii="Times New Roman" w:hAnsi="Times New Roman" w:cs="Times New Roman"/>
-          <w:b/>
-          <w:bCs/>
-        </w:rPr>
-        <w:t xml:space="preserve"> (Run)</w:t>
-      </w:r>
-      <w:r>
-        <w:rPr>
-          <w:rFonts w:ascii="Times New Roman" w:hAnsi="Times New Roman" w:cs="Times New Roman"/>
-          <w:b/>
-          <w:bCs/>
-        </w:rPr>
-        <w:t>:</w:t>
-      </w:r>
-      <w:r>
-        <w:rPr>
-          <w:rFonts w:ascii="Times New Roman" w:hAnsi="Times New Roman" w:cs="Times New Roman"/>
-        </w:rPr>
-        <w:t xml:space="preserve"> </w:t>
-      </w:r>
-      <w:r>
-        <w:rPr>
-          <w:rFonts w:ascii="Times New Roman" w:hAnsi="Times New Roman" w:cs="Times New Roman"/>
-        </w:rPr>
-        <w:t>Peer1 setups the docker container,</w:t>
-      </w:r>
-    </w:p>
-    <w:tbl>
-      <w:tblPr>
-        <w:tblStyle w:val="a4"/>
-        <w:tblW w:w="0" w:type="auto"/>
-        <w:tblLook w:val="04A0" w:firstRow="1" w:lastRow="0" w:firstColumn="1" w:lastColumn="0" w:noHBand="0" w:noVBand="1"/>
-      </w:tblPr>
-      <w:tblGrid>
-        <w:gridCol w:w="9350"/>
-      </w:tblGrid>
-      <w:tr>
-        <w:tc>
-          <w:tcPr>
-            <w:tcW w:w="9350" w:type="dxa"/>
-          </w:tcPr>
+          <w:p>
+            <w:pPr>
+              <w:rPr>
+                <w:rFonts w:ascii="Times New Roman" w:hAnsi="Times New Roman" w:cs="Times New Roman" w:hint="eastAsia"/>
+              </w:rPr>
+            </w:pPr>
+          </w:p>
           <w:p>
             <w:pPr>
               <w:rPr>
@@ -13396,87 +13457,46 @@
               <w:rPr>
                 <w:rFonts w:ascii="Times New Roman" w:hAnsi="Times New Roman" w:cs="Times New Roman" w:hint="eastAsia"/>
               </w:rPr>
+              <w:lastRenderedPageBreak/>
               <w:t>$</w:t>
             </w:r>
             <w:r>
               <w:rPr>
                 <w:rFonts w:ascii="Times New Roman" w:hAnsi="Times New Roman" w:cs="Times New Roman"/>
               </w:rPr>
-              <w:t xml:space="preserve"> cd $HOME/</w:t>
-            </w:r>
+              <w:t xml:space="preserve"> docker </w:t>
+            </w:r>
+            <w:proofErr w:type="spellStart"/>
             <w:r>
               <w:rPr>
                 <w:rFonts w:ascii="Times New Roman" w:hAnsi="Times New Roman" w:cs="Times New Roman"/>
               </w:rPr>
-              <w:t>fabric-samples/demo-first</w:t>
-            </w:r>
-          </w:p>
-          <w:p>
-            <w:pPr>
-              <w:rPr>
-                <w:rStyle w:val="a7"/>
+              <w:t>ps</w:t>
+            </w:r>
+            <w:proofErr w:type="spellEnd"/>
+          </w:p>
+          <w:p>
+            <w:pPr>
+              <w:rPr>
                 <w:rFonts w:ascii="Times New Roman" w:hAnsi="Times New Roman" w:cs="Times New Roman"/>
               </w:rPr>
             </w:pPr>
-            <w:proofErr w:type="gramStart"/>
-            <w:r>
-              <w:rPr>
-                <w:rFonts w:ascii="Times New Roman" w:hAnsi="Times New Roman" w:cs="Times New Roman" w:hint="eastAsia"/>
-              </w:rPr>
-              <w:t>$</w:t>
-            </w:r>
-            <w:r>
+          </w:p>
+          <w:p>
+            <w:pPr>
               <w:rPr>
                 <w:rFonts w:ascii="Times New Roman" w:hAnsi="Times New Roman" w:cs="Times New Roman"/>
               </w:rPr>
-              <w:t xml:space="preserve"> .</w:t>
-            </w:r>
-            <w:proofErr w:type="gramEnd"/>
+            </w:pPr>
             <w:r>
               <w:rPr>
                 <w:rFonts w:ascii="Times New Roman" w:hAnsi="Times New Roman" w:cs="Times New Roman"/>
               </w:rPr>
-              <w:t>/</w:t>
-            </w:r>
-            <w:hyperlink r:id="rId46" w:anchor="file-peer1-sh" w:history="1">
-              <w:r>
-                <w:rPr>
-                  <w:rStyle w:val="a7"/>
-                  <w:rFonts w:ascii="Times New Roman" w:hAnsi="Times New Roman" w:cs="Times New Roman"/>
-                  <w:b/>
-                  <w:bCs/>
-                </w:rPr>
-                <w:t>peer1.sh</w:t>
-              </w:r>
-            </w:hyperlink>
-          </w:p>
-          <w:p>
-            <w:pPr>
-              <w:rPr>
-                <w:rStyle w:val="a7"/>
-              </w:rPr>
-            </w:pPr>
-          </w:p>
-          <w:p>
-            <w:pPr>
-              <w:rPr>
-                <w:rFonts w:ascii="Times New Roman" w:hAnsi="Times New Roman" w:cs="Times New Roman"/>
-                <w:color w:val="0000FF"/>
-                <w:u w:val="single"/>
-              </w:rPr>
-            </w:pPr>
-            <w:r>
-              <w:rPr>
-                <w:rFonts w:ascii="Times New Roman" w:hAnsi="Times New Roman" w:cs="Times New Roman"/>
-                <w:noProof/>
-                <w:color w:val="0000FF"/>
-                <w:u w:val="single"/>
-              </w:rPr>
               <w:drawing>
-                <wp:inline distT="0" distB="0" distL="0" distR="0" wp14:anchorId="0012EAB0" wp14:editId="70C21590">
-                  <wp:extent cx="5943600" cy="195580"/>
+                <wp:inline distT="0" distB="0" distL="0" distR="0" wp14:anchorId="516151CB" wp14:editId="1D8BB01D">
+                  <wp:extent cx="5943600" cy="216535"/>
                   <wp:effectExtent l="0" t="0" r="0" b="0"/>
-                  <wp:docPr id="24" name="图片 24"/>
+                  <wp:docPr id="12" name="图片 12"/>
                   <wp:cNvGraphicFramePr>
                     <a:graphicFrameLocks xmlns:a="http://schemas.openxmlformats.org/drawingml/2006/main" noChangeAspect="1"/>
                   </wp:cNvGraphicFramePr>
@@ -13496,7 +13516,7 @@
                         <pic:spPr>
                           <a:xfrm>
                             <a:off x="0" y="0"/>
-                            <a:ext cx="5943600" cy="195580"/>
+                            <a:ext cx="5943600" cy="216535"/>
                           </a:xfrm>
                           <a:prstGeom prst="rect">
                             <a:avLst/>
@@ -13516,88 +13536,6 @@
               </w:rPr>
             </w:pPr>
           </w:p>
-          <w:p>
-            <w:pPr>
-              <w:rPr>
-                <w:rFonts w:ascii="Times New Roman" w:hAnsi="Times New Roman" w:cs="Times New Roman"/>
-              </w:rPr>
-            </w:pPr>
-            <w:r>
-              <w:rPr>
-                <w:rFonts w:ascii="Times New Roman" w:hAnsi="Times New Roman" w:cs="Times New Roman" w:hint="eastAsia"/>
-              </w:rPr>
-              <w:t>$</w:t>
-            </w:r>
-            <w:r>
-              <w:rPr>
-                <w:rFonts w:ascii="Times New Roman" w:hAnsi="Times New Roman" w:cs="Times New Roman"/>
-              </w:rPr>
-              <w:t xml:space="preserve"> docker </w:t>
-            </w:r>
-            <w:proofErr w:type="spellStart"/>
-            <w:r>
-              <w:rPr>
-                <w:rFonts w:ascii="Times New Roman" w:hAnsi="Times New Roman" w:cs="Times New Roman"/>
-              </w:rPr>
-              <w:t>ps</w:t>
-            </w:r>
-            <w:proofErr w:type="spellEnd"/>
-          </w:p>
-          <w:p>
-            <w:pPr>
-              <w:rPr>
-                <w:rFonts w:ascii="Times New Roman" w:hAnsi="Times New Roman" w:cs="Times New Roman"/>
-              </w:rPr>
-            </w:pPr>
-            <w:r>
-              <w:rPr>
-                <w:rFonts w:ascii="Times New Roman" w:hAnsi="Times New Roman" w:cs="Times New Roman"/>
-                <w:noProof/>
-              </w:rPr>
-              <w:drawing>
-                <wp:inline distT="0" distB="0" distL="0" distR="0" wp14:anchorId="1CD046D2" wp14:editId="7D39A394">
-                  <wp:extent cx="5943600" cy="217805"/>
-                  <wp:effectExtent l="0" t="0" r="0" b="0"/>
-                  <wp:docPr id="25" name="图片 25"/>
-                  <wp:cNvGraphicFramePr>
-                    <a:graphicFrameLocks xmlns:a="http://schemas.openxmlformats.org/drawingml/2006/main" noChangeAspect="1"/>
-                  </wp:cNvGraphicFramePr>
-                  <a:graphic xmlns:a="http://schemas.openxmlformats.org/drawingml/2006/main">
-                    <a:graphicData uri="http://schemas.openxmlformats.org/drawingml/2006/picture">
-                      <pic:pic xmlns:pic="http://schemas.openxmlformats.org/drawingml/2006/picture">
-                        <pic:nvPicPr>
-                          <pic:cNvPr id="1" name=""/>
-                          <pic:cNvPicPr/>
-                        </pic:nvPicPr>
-                        <pic:blipFill>
-                          <a:blip r:embed="rId48"/>
-                          <a:stretch>
-                            <a:fillRect/>
-                          </a:stretch>
-                        </pic:blipFill>
-                        <pic:spPr>
-                          <a:xfrm>
-                            <a:off x="0" y="0"/>
-                            <a:ext cx="5943600" cy="217805"/>
-                          </a:xfrm>
-                          <a:prstGeom prst="rect">
-                            <a:avLst/>
-                          </a:prstGeom>
-                        </pic:spPr>
-                      </pic:pic>
-                    </a:graphicData>
-                  </a:graphic>
-                </wp:inline>
-              </w:drawing>
-            </w:r>
-          </w:p>
-          <w:p>
-            <w:pPr>
-              <w:rPr>
-                <w:rFonts w:ascii="Times New Roman" w:hAnsi="Times New Roman" w:cs="Times New Roman"/>
-              </w:rPr>
-            </w:pPr>
-          </w:p>
         </w:tc>
       </w:tr>
     </w:tbl>
@@ -13628,7 +13566,7 @@
           <w:b/>
           <w:bCs/>
         </w:rPr>
-        <w:t xml:space="preserve"> 7</w:t>
+        <w:t xml:space="preserve"> 6</w:t>
       </w:r>
       <w:r>
         <w:rPr>
@@ -13656,7 +13594,31 @@
         <w:rPr>
           <w:rFonts w:ascii="Times New Roman" w:hAnsi="Times New Roman" w:cs="Times New Roman"/>
         </w:rPr>
-        <w:t>Peer2 setups the docker container,</w:t>
+        <w:t xml:space="preserve">Peer1 </w:t>
+      </w:r>
+      <w:r>
+        <w:rPr>
+          <w:rFonts w:ascii="Times New Roman" w:hAnsi="Times New Roman" w:cs="Times New Roman"/>
+        </w:rPr>
+        <w:t>sets up</w:t>
+      </w:r>
+      <w:r>
+        <w:rPr>
+          <w:rFonts w:ascii="Times New Roman" w:hAnsi="Times New Roman" w:cs="Times New Roman"/>
+        </w:rPr>
+        <w:t xml:space="preserve"> the </w:t>
+      </w:r>
+      <w:r>
+        <w:rPr>
+          <w:rFonts w:ascii="Times New Roman" w:hAnsi="Times New Roman" w:cs="Times New Roman"/>
+        </w:rPr>
+        <w:t>Docker</w:t>
+      </w:r>
+      <w:r>
+        <w:rPr>
+          <w:rFonts w:ascii="Times New Roman" w:hAnsi="Times New Roman" w:cs="Times New Roman"/>
+        </w:rPr>
+        <w:t xml:space="preserve"> container,</w:t>
       </w:r>
     </w:p>
     <w:tbl>
@@ -13725,7 +13687,7 @@
               </w:rPr>
               <w:t>/</w:t>
             </w:r>
-            <w:hyperlink r:id="rId49" w:anchor="file-peer2-sh" w:history="1">
+            <w:hyperlink r:id="rId48" w:anchor="file-peer1-sh" w:history="1">
               <w:r>
                 <w:rPr>
                   <w:rStyle w:val="a7"/>
@@ -13733,33 +13695,125 @@
                   <w:b/>
                   <w:bCs/>
                 </w:rPr>
-                <w:t>peer2.sh</w:t>
+                <w:t>peer1.sh</w:t>
               </w:r>
             </w:hyperlink>
           </w:p>
           <w:p>
             <w:pPr>
               <w:rPr>
+                <w:rStyle w:val="a7"/>
+              </w:rPr>
+            </w:pPr>
+          </w:p>
+          <w:p>
+            <w:pPr>
+              <w:rPr>
                 <w:rFonts w:ascii="Times New Roman" w:hAnsi="Times New Roman" w:cs="Times New Roman"/>
-              </w:rPr>
-            </w:pPr>
-          </w:p>
-          <w:p>
-            <w:pPr>
+                <w:color w:val="0000FF"/>
+                <w:u w:val="single"/>
+              </w:rPr>
+            </w:pPr>
+            <w:r>
               <w:rPr>
                 <w:rFonts w:ascii="Times New Roman" w:hAnsi="Times New Roman" w:cs="Times New Roman"/>
-              </w:rPr>
-            </w:pPr>
-            <w:r>
+                <w:color w:val="0000FF"/>
+                <w:u w:val="single"/>
+              </w:rPr>
+              <w:drawing>
+                <wp:inline distT="0" distB="0" distL="0" distR="0" wp14:anchorId="603DEA14" wp14:editId="4249F3E8">
+                  <wp:extent cx="5943600" cy="200025"/>
+                  <wp:effectExtent l="0" t="0" r="0" b="9525"/>
+                  <wp:docPr id="13" name="图片 13"/>
+                  <wp:cNvGraphicFramePr>
+                    <a:graphicFrameLocks xmlns:a="http://schemas.openxmlformats.org/drawingml/2006/main" noChangeAspect="1"/>
+                  </wp:cNvGraphicFramePr>
+                  <a:graphic xmlns:a="http://schemas.openxmlformats.org/drawingml/2006/main">
+                    <a:graphicData uri="http://schemas.openxmlformats.org/drawingml/2006/picture">
+                      <pic:pic xmlns:pic="http://schemas.openxmlformats.org/drawingml/2006/picture">
+                        <pic:nvPicPr>
+                          <pic:cNvPr id="1" name=""/>
+                          <pic:cNvPicPr/>
+                        </pic:nvPicPr>
+                        <pic:blipFill>
+                          <a:blip r:embed="rId49"/>
+                          <a:stretch>
+                            <a:fillRect/>
+                          </a:stretch>
+                        </pic:blipFill>
+                        <pic:spPr>
+                          <a:xfrm>
+                            <a:off x="0" y="0"/>
+                            <a:ext cx="5943600" cy="200025"/>
+                          </a:xfrm>
+                          <a:prstGeom prst="rect">
+                            <a:avLst/>
+                          </a:prstGeom>
+                        </pic:spPr>
+                      </pic:pic>
+                    </a:graphicData>
+                  </a:graphic>
+                </wp:inline>
+              </w:drawing>
+            </w:r>
+          </w:p>
+          <w:p>
+            <w:pPr>
+              <w:rPr>
+                <w:rFonts w:ascii="Times New Roman" w:hAnsi="Times New Roman" w:cs="Times New Roman"/>
+              </w:rPr>
+            </w:pPr>
+          </w:p>
+          <w:p>
+            <w:pPr>
+              <w:rPr>
+                <w:rFonts w:ascii="Times New Roman" w:hAnsi="Times New Roman" w:cs="Times New Roman"/>
+              </w:rPr>
+            </w:pPr>
+            <w:r>
+              <w:rPr>
+                <w:rFonts w:ascii="Times New Roman" w:hAnsi="Times New Roman" w:cs="Times New Roman" w:hint="eastAsia"/>
+              </w:rPr>
+              <w:t>$</w:t>
+            </w:r>
+            <w:r>
+              <w:rPr>
+                <w:rFonts w:ascii="Times New Roman" w:hAnsi="Times New Roman" w:cs="Times New Roman"/>
+              </w:rPr>
+              <w:t xml:space="preserve"> docker </w:t>
+            </w:r>
+            <w:proofErr w:type="spellStart"/>
+            <w:r>
+              <w:rPr>
+                <w:rFonts w:ascii="Times New Roman" w:hAnsi="Times New Roman" w:cs="Times New Roman"/>
+              </w:rPr>
+              <w:t>ps</w:t>
+            </w:r>
+            <w:proofErr w:type="spellEnd"/>
+          </w:p>
+          <w:p>
+            <w:pPr>
               <w:rPr>
                 <w:rFonts w:ascii="Times New Roman" w:hAnsi="Times New Roman" w:cs="Times New Roman"/>
                 <w:noProof/>
               </w:rPr>
+            </w:pPr>
+          </w:p>
+          <w:p>
+            <w:pPr>
+              <w:rPr>
+                <w:rFonts w:ascii="Times New Roman" w:hAnsi="Times New Roman" w:cs="Times New Roman"/>
+              </w:rPr>
+            </w:pPr>
+            <w:r>
+              <w:rPr>
+                <w:rFonts w:ascii="Times New Roman" w:hAnsi="Times New Roman" w:cs="Times New Roman"/>
+              </w:rPr>
               <w:drawing>
-                <wp:inline distT="0" distB="0" distL="0" distR="0" wp14:anchorId="048688C6" wp14:editId="3839C456">
-                  <wp:extent cx="5943600" cy="189230"/>
-                  <wp:effectExtent l="0" t="0" r="0" b="1270"/>
-                  <wp:docPr id="26" name="图片 26"/>
+                <wp:inline distT="0" distB="0" distL="0" distR="0" wp14:anchorId="7D77F59C" wp14:editId="7E165728">
+                  <wp:extent cx="5943600" cy="200025"/>
+                  <wp:effectExtent l="0" t="0" r="0" b="9525"/>
+                  <wp:docPr id="14" name="图片 14"/>
                   <wp:cNvGraphicFramePr>
                     <a:graphicFrameLocks xmlns:a="http://schemas.openxmlformats.org/drawingml/2006/main" noChangeAspect="1"/>
                   </wp:cNvGraphicFramePr>
@@ -13779,7 +13833,7 @@
                         <pic:spPr>
                           <a:xfrm>
                             <a:off x="0" y="0"/>
-                            <a:ext cx="5943600" cy="189230"/>
+                            <a:ext cx="5943600" cy="200025"/>
                           </a:xfrm>
                           <a:prstGeom prst="rect">
                             <a:avLst/>
@@ -13799,96 +13853,6 @@
               </w:rPr>
             </w:pPr>
           </w:p>
-          <w:p>
-            <w:pPr>
-              <w:rPr>
-                <w:rFonts w:ascii="Times New Roman" w:hAnsi="Times New Roman" w:cs="Times New Roman" w:hint="eastAsia"/>
-              </w:rPr>
-            </w:pPr>
-          </w:p>
-          <w:p>
-            <w:pPr>
-              <w:rPr>
-                <w:rFonts w:ascii="Times New Roman" w:hAnsi="Times New Roman" w:cs="Times New Roman"/>
-              </w:rPr>
-            </w:pPr>
-            <w:r>
-              <w:rPr>
-                <w:rFonts w:ascii="Times New Roman" w:hAnsi="Times New Roman" w:cs="Times New Roman" w:hint="eastAsia"/>
-              </w:rPr>
-              <w:lastRenderedPageBreak/>
-              <w:t>$</w:t>
-            </w:r>
-            <w:r>
-              <w:rPr>
-                <w:rFonts w:ascii="Times New Roman" w:hAnsi="Times New Roman" w:cs="Times New Roman"/>
-              </w:rPr>
-              <w:t xml:space="preserve"> docker </w:t>
-            </w:r>
-            <w:proofErr w:type="spellStart"/>
-            <w:r>
-              <w:rPr>
-                <w:rFonts w:ascii="Times New Roman" w:hAnsi="Times New Roman" w:cs="Times New Roman"/>
-              </w:rPr>
-              <w:t>ps</w:t>
-            </w:r>
-            <w:proofErr w:type="spellEnd"/>
-          </w:p>
-          <w:p>
-            <w:pPr>
-              <w:rPr>
-                <w:rFonts w:ascii="Times New Roman" w:hAnsi="Times New Roman" w:cs="Times New Roman"/>
-              </w:rPr>
-            </w:pPr>
-          </w:p>
-          <w:p>
-            <w:pPr>
-              <w:rPr>
-                <w:rFonts w:ascii="Times New Roman" w:hAnsi="Times New Roman" w:cs="Times New Roman"/>
-              </w:rPr>
-            </w:pPr>
-            <w:r>
-              <w:rPr>
-                <w:rFonts w:ascii="Times New Roman" w:hAnsi="Times New Roman" w:cs="Times New Roman"/>
-                <w:noProof/>
-              </w:rPr>
-              <w:drawing>
-                <wp:inline distT="0" distB="0" distL="0" distR="0" wp14:anchorId="45CBBDF4" wp14:editId="34430AF0">
-                  <wp:extent cx="5943600" cy="212090"/>
-                  <wp:effectExtent l="0" t="0" r="0" b="0"/>
-                  <wp:docPr id="34" name="图片 34"/>
-                  <wp:cNvGraphicFramePr>
-                    <a:graphicFrameLocks xmlns:a="http://schemas.openxmlformats.org/drawingml/2006/main" noChangeAspect="1"/>
-                  </wp:cNvGraphicFramePr>
-                  <a:graphic xmlns:a="http://schemas.openxmlformats.org/drawingml/2006/main">
-                    <a:graphicData uri="http://schemas.openxmlformats.org/drawingml/2006/picture">
-                      <pic:pic xmlns:pic="http://schemas.openxmlformats.org/drawingml/2006/picture">
-                        <pic:nvPicPr>
-                          <pic:cNvPr id="1" name=""/>
-                          <pic:cNvPicPr/>
-                        </pic:nvPicPr>
-                        <pic:blipFill>
-                          <a:blip r:embed="rId51"/>
-                          <a:stretch>
-                            <a:fillRect/>
-                          </a:stretch>
-                        </pic:blipFill>
-                        <pic:spPr>
-                          <a:xfrm>
-                            <a:off x="0" y="0"/>
-                            <a:ext cx="5943600" cy="212090"/>
-                          </a:xfrm>
-                          <a:prstGeom prst="rect">
-                            <a:avLst/>
-                          </a:prstGeom>
-                        </pic:spPr>
-                      </pic:pic>
-                    </a:graphicData>
-                  </a:graphic>
-                </wp:inline>
-              </w:drawing>
-            </w:r>
-          </w:p>
         </w:tc>
       </w:tr>
     </w:tbl>
@@ -13919,7 +13883,7 @@
           <w:b/>
           <w:bCs/>
         </w:rPr>
-        <w:t xml:space="preserve"> 8</w:t>
+        <w:t xml:space="preserve"> 7</w:t>
       </w:r>
       <w:r>
         <w:rPr>
@@ -13947,7 +13911,7 @@
         <w:rPr>
           <w:rFonts w:ascii="Times New Roman" w:hAnsi="Times New Roman" w:cs="Times New Roman"/>
         </w:rPr>
-        <w:t>CLI setups the docker container,</w:t>
+        <w:t>Peer2 setups the docker container,</w:t>
       </w:r>
     </w:p>
     <w:tbl>
@@ -14016,7 +13980,7 @@
               </w:rPr>
               <w:t>/</w:t>
             </w:r>
-            <w:hyperlink r:id="rId52" w:anchor="file-cli-sh" w:history="1">
+            <w:hyperlink r:id="rId51" w:anchor="file-peer2-sh" w:history="1">
               <w:r>
                 <w:rPr>
                   <w:rStyle w:val="a7"/>
@@ -14024,7 +13988,7 @@
                   <w:b/>
                   <w:bCs/>
                 </w:rPr>
-                <w:t>cli.sh</w:t>
+                <w:t>peer2.sh</w:t>
               </w:r>
             </w:hyperlink>
           </w:p>
@@ -14044,13 +14008,102 @@
             <w:r>
               <w:rPr>
                 <w:rFonts w:ascii="Times New Roman" w:hAnsi="Times New Roman" w:cs="Times New Roman"/>
+              </w:rPr>
+              <w:drawing>
+                <wp:inline distT="0" distB="0" distL="0" distR="0" wp14:anchorId="2BBD63D7" wp14:editId="1BAC08F2">
+                  <wp:extent cx="5943600" cy="200660"/>
+                  <wp:effectExtent l="0" t="0" r="0" b="8890"/>
+                  <wp:docPr id="15" name="图片 15"/>
+                  <wp:cNvGraphicFramePr>
+                    <a:graphicFrameLocks xmlns:a="http://schemas.openxmlformats.org/drawingml/2006/main" noChangeAspect="1"/>
+                  </wp:cNvGraphicFramePr>
+                  <a:graphic xmlns:a="http://schemas.openxmlformats.org/drawingml/2006/main">
+                    <a:graphicData uri="http://schemas.openxmlformats.org/drawingml/2006/picture">
+                      <pic:pic xmlns:pic="http://schemas.openxmlformats.org/drawingml/2006/picture">
+                        <pic:nvPicPr>
+                          <pic:cNvPr id="1" name=""/>
+                          <pic:cNvPicPr/>
+                        </pic:nvPicPr>
+                        <pic:blipFill>
+                          <a:blip r:embed="rId52"/>
+                          <a:stretch>
+                            <a:fillRect/>
+                          </a:stretch>
+                        </pic:blipFill>
+                        <pic:spPr>
+                          <a:xfrm>
+                            <a:off x="0" y="0"/>
+                            <a:ext cx="5943600" cy="200660"/>
+                          </a:xfrm>
+                          <a:prstGeom prst="rect">
+                            <a:avLst/>
+                          </a:prstGeom>
+                        </pic:spPr>
+                      </pic:pic>
+                    </a:graphicData>
+                  </a:graphic>
+                </wp:inline>
+              </w:drawing>
+            </w:r>
+          </w:p>
+          <w:p>
+            <w:pPr>
+              <w:rPr>
+                <w:rFonts w:ascii="Times New Roman" w:hAnsi="Times New Roman" w:cs="Times New Roman" w:hint="eastAsia"/>
+              </w:rPr>
+            </w:pPr>
+          </w:p>
+          <w:p>
+            <w:pPr>
+              <w:rPr>
+                <w:rFonts w:ascii="Times New Roman" w:hAnsi="Times New Roman" w:cs="Times New Roman"/>
+              </w:rPr>
+            </w:pPr>
+            <w:r>
+              <w:rPr>
+                <w:rFonts w:ascii="Times New Roman" w:hAnsi="Times New Roman" w:cs="Times New Roman" w:hint="eastAsia"/>
+              </w:rPr>
+              <w:t>$</w:t>
+            </w:r>
+            <w:r>
+              <w:rPr>
+                <w:rFonts w:ascii="Times New Roman" w:hAnsi="Times New Roman" w:cs="Times New Roman"/>
+              </w:rPr>
+              <w:t xml:space="preserve"> docker </w:t>
+            </w:r>
+            <w:proofErr w:type="spellStart"/>
+            <w:r>
+              <w:rPr>
+                <w:rFonts w:ascii="Times New Roman" w:hAnsi="Times New Roman" w:cs="Times New Roman"/>
+              </w:rPr>
+              <w:t>ps</w:t>
+            </w:r>
+            <w:proofErr w:type="spellEnd"/>
+          </w:p>
+          <w:p>
+            <w:pPr>
+              <w:rPr>
+                <w:rFonts w:ascii="Times New Roman" w:hAnsi="Times New Roman" w:cs="Times New Roman"/>
+              </w:rPr>
+            </w:pPr>
+          </w:p>
+          <w:p>
+            <w:pPr>
+              <w:rPr>
+                <w:rFonts w:ascii="Times New Roman" w:hAnsi="Times New Roman" w:cs="Times New Roman"/>
                 <w:noProof/>
               </w:rPr>
+            </w:pPr>
+            <w:r>
+              <w:rPr>
+                <w:rFonts w:ascii="Times New Roman" w:hAnsi="Times New Roman" w:cs="Times New Roman"/>
+                <w:noProof/>
+              </w:rPr>
               <w:drawing>
-                <wp:inline distT="0" distB="0" distL="0" distR="0" wp14:anchorId="1EB9053D" wp14:editId="3B0AAE68">
-                  <wp:extent cx="5943600" cy="130810"/>
-                  <wp:effectExtent l="0" t="0" r="0" b="2540"/>
-                  <wp:docPr id="35" name="图片 35"/>
+                <wp:inline distT="0" distB="0" distL="0" distR="0" wp14:anchorId="18C6EF01" wp14:editId="22CBB47C">
+                  <wp:extent cx="5943600" cy="206375"/>
+                  <wp:effectExtent l="0" t="0" r="0" b="3175"/>
+                  <wp:docPr id="16" name="图片 16"/>
                   <wp:cNvGraphicFramePr>
                     <a:graphicFrameLocks xmlns:a="http://schemas.openxmlformats.org/drawingml/2006/main" noChangeAspect="1"/>
                   </wp:cNvGraphicFramePr>
@@ -14070,7 +14123,7 @@
                         <pic:spPr>
                           <a:xfrm>
                             <a:off x="0" y="0"/>
-                            <a:ext cx="5943600" cy="130810"/>
+                            <a:ext cx="5943600" cy="206375"/>
                           </a:xfrm>
                           <a:prstGeom prst="rect">
                             <a:avLst/>
@@ -14090,167 +14143,37 @@
               </w:rPr>
             </w:pPr>
           </w:p>
-          <w:p>
-            <w:pPr>
-              <w:rPr>
-                <w:rFonts w:ascii="Times New Roman" w:hAnsi="Times New Roman" w:cs="Times New Roman"/>
-              </w:rPr>
-            </w:pPr>
-            <w:r>
-              <w:rPr>
-                <w:rFonts w:ascii="Times New Roman" w:hAnsi="Times New Roman" w:cs="Times New Roman" w:hint="eastAsia"/>
-              </w:rPr>
-              <w:t>$</w:t>
-            </w:r>
-            <w:r>
-              <w:rPr>
-                <w:rFonts w:ascii="Times New Roman" w:hAnsi="Times New Roman" w:cs="Times New Roman"/>
-              </w:rPr>
-              <w:t xml:space="preserve"> docker </w:t>
-            </w:r>
-            <w:proofErr w:type="spellStart"/>
-            <w:r>
-              <w:rPr>
-                <w:rFonts w:ascii="Times New Roman" w:hAnsi="Times New Roman" w:cs="Times New Roman"/>
-              </w:rPr>
-              <w:t>ps</w:t>
-            </w:r>
-            <w:proofErr w:type="spellEnd"/>
-          </w:p>
-          <w:p>
-            <w:pPr>
-              <w:rPr>
-                <w:rFonts w:ascii="Times New Roman" w:hAnsi="Times New Roman" w:cs="Times New Roman"/>
-              </w:rPr>
-            </w:pPr>
-          </w:p>
-          <w:p>
-            <w:pPr>
-              <w:rPr>
-                <w:rFonts w:ascii="Times New Roman" w:hAnsi="Times New Roman" w:cs="Times New Roman"/>
-              </w:rPr>
-            </w:pPr>
-            <w:r>
-              <w:rPr>
-                <w:rFonts w:ascii="Times New Roman" w:hAnsi="Times New Roman" w:cs="Times New Roman"/>
-                <w:noProof/>
-              </w:rPr>
-              <w:drawing>
-                <wp:inline distT="0" distB="0" distL="0" distR="0" wp14:anchorId="1C7F8BF8" wp14:editId="64296110">
-                  <wp:extent cx="5943600" cy="218440"/>
-                  <wp:effectExtent l="0" t="0" r="0" b="0"/>
-                  <wp:docPr id="44" name="图片 44"/>
-                  <wp:cNvGraphicFramePr>
-                    <a:graphicFrameLocks xmlns:a="http://schemas.openxmlformats.org/drawingml/2006/main" noChangeAspect="1"/>
-                  </wp:cNvGraphicFramePr>
-                  <a:graphic xmlns:a="http://schemas.openxmlformats.org/drawingml/2006/main">
-                    <a:graphicData uri="http://schemas.openxmlformats.org/drawingml/2006/picture">
-                      <pic:pic xmlns:pic="http://schemas.openxmlformats.org/drawingml/2006/picture">
-                        <pic:nvPicPr>
-                          <pic:cNvPr id="1" name=""/>
-                          <pic:cNvPicPr/>
-                        </pic:nvPicPr>
-                        <pic:blipFill>
-                          <a:blip r:embed="rId54"/>
-                          <a:stretch>
-                            <a:fillRect/>
-                          </a:stretch>
-                        </pic:blipFill>
-                        <pic:spPr>
-                          <a:xfrm>
-                            <a:off x="0" y="0"/>
-                            <a:ext cx="5943600" cy="218440"/>
-                          </a:xfrm>
-                          <a:prstGeom prst="rect">
-                            <a:avLst/>
-                          </a:prstGeom>
-                        </pic:spPr>
-                      </pic:pic>
-                    </a:graphicData>
-                  </a:graphic>
-                </wp:inline>
-              </w:drawing>
-            </w:r>
-          </w:p>
-          <w:p>
-            <w:pPr>
-              <w:rPr>
-                <w:rFonts w:ascii="Times New Roman" w:hAnsi="Times New Roman" w:cs="Times New Roman"/>
-              </w:rPr>
-            </w:pPr>
-          </w:p>
         </w:tc>
       </w:tr>
     </w:tbl>
-    <w:p/>
-    <w:p>
-      <w:pPr>
-        <w:pStyle w:val="2"/>
-        <w:rPr>
-          <w:rStyle w:val="a3"/>
-          <w:color w:val="2F5496" w:themeColor="accent1" w:themeShade="BF"/>
-        </w:rPr>
-      </w:pPr>
-      <w:r>
-        <w:rPr>
-          <w:rStyle w:val="a3"/>
-          <w:color w:val="2F5496" w:themeColor="accent1" w:themeShade="BF"/>
-        </w:rPr>
-        <w:t>3</w:t>
-      </w:r>
-      <w:r>
-        <w:rPr>
-          <w:rStyle w:val="a3"/>
-          <w:color w:val="2F5496" w:themeColor="accent1" w:themeShade="BF"/>
-        </w:rPr>
-        <w:t>.</w:t>
-      </w:r>
-      <w:r>
-        <w:rPr>
-          <w:rStyle w:val="a3"/>
-          <w:color w:val="2F5496" w:themeColor="accent1" w:themeShade="BF"/>
-        </w:rPr>
-        <w:t>2</w:t>
-      </w:r>
-      <w:r>
-        <w:rPr>
-          <w:rStyle w:val="a3"/>
-          <w:color w:val="2F5496" w:themeColor="accent1" w:themeShade="BF"/>
-        </w:rPr>
-        <w:t xml:space="preserve">. </w:t>
-      </w:r>
-      <w:r>
-        <w:rPr>
-          <w:rStyle w:val="a3"/>
-          <w:rFonts w:hint="eastAsia"/>
-          <w:color w:val="2F5496" w:themeColor="accent1" w:themeShade="BF"/>
-        </w:rPr>
-        <w:t>S</w:t>
-      </w:r>
-      <w:r>
-        <w:rPr>
-          <w:rStyle w:val="a3"/>
-          <w:color w:val="2F5496" w:themeColor="accent1" w:themeShade="BF"/>
-        </w:rPr>
-        <w:t>tart the Network</w:t>
-      </w:r>
-    </w:p>
-    <w:p/>
-    <w:p>
-      <w:pPr>
+    <w:p>
+      <w:pPr>
+        <w:rPr>
+          <w:rFonts w:ascii="Times New Roman" w:hAnsi="Times New Roman" w:cs="Times New Roman"/>
+        </w:rPr>
+      </w:pPr>
+    </w:p>
+    <w:p>
+      <w:pPr>
+        <w:rPr>
+          <w:rFonts w:ascii="Times New Roman" w:hAnsi="Times New Roman" w:cs="Times New Roman"/>
+        </w:rPr>
+      </w:pPr>
+      <w:r>
         <w:rPr>
           <w:rFonts w:ascii="Times New Roman" w:hAnsi="Times New Roman" w:cs="Times New Roman"/>
           <w:b/>
           <w:bCs/>
         </w:rPr>
-      </w:pPr>
+        <w:t>Step</w:t>
+      </w:r>
       <w:r>
         <w:rPr>
           <w:rFonts w:ascii="Times New Roman" w:hAnsi="Times New Roman" w:cs="Times New Roman"/>
           <w:b/>
           <w:bCs/>
         </w:rPr>
-        <w:t>Step 1</w:t>
+        <w:t xml:space="preserve"> 8</w:t>
       </w:r>
       <w:r>
         <w:rPr>
@@ -14278,79 +14201,7 @@
         <w:rPr>
           <w:rFonts w:ascii="Times New Roman" w:hAnsi="Times New Roman" w:cs="Times New Roman"/>
         </w:rPr>
-        <w:t>CLI</w:t>
-      </w:r>
-      <w:r>
-        <w:rPr>
-          <w:rFonts w:ascii="Times New Roman" w:hAnsi="Times New Roman" w:cs="Times New Roman"/>
-        </w:rPr>
-        <w:t xml:space="preserve"> (of peer0.org1) connects to </w:t>
-      </w:r>
-      <w:r>
-        <w:rPr>
-          <w:rFonts w:ascii="Times New Roman" w:hAnsi="Times New Roman" w:cs="Times New Roman"/>
-        </w:rPr>
-        <w:t>Peer0.org1.example.com:7051</w:t>
-      </w:r>
-      <w:r>
-        <w:rPr>
-          <w:rFonts w:ascii="Times New Roman" w:hAnsi="Times New Roman" w:cs="Times New Roman"/>
-        </w:rPr>
-        <w:t>,</w:t>
-      </w:r>
-      <w:r>
-        <w:rPr>
-          <w:rFonts w:ascii="Times New Roman" w:hAnsi="Times New Roman" w:cs="Times New Roman"/>
-        </w:rPr>
-        <w:t xml:space="preserve"> create</w:t>
-      </w:r>
-      <w:r>
-        <w:rPr>
-          <w:rFonts w:ascii="Times New Roman" w:hAnsi="Times New Roman" w:cs="Times New Roman"/>
-        </w:rPr>
-        <w:t>s</w:t>
-      </w:r>
-      <w:r>
-        <w:rPr>
-          <w:rFonts w:ascii="Times New Roman" w:hAnsi="Times New Roman" w:cs="Times New Roman"/>
-        </w:rPr>
-        <w:t xml:space="preserve"> a </w:t>
-      </w:r>
-      <w:proofErr w:type="spellStart"/>
-      <w:proofErr w:type="gramStart"/>
-      <w:r>
-        <w:rPr>
-          <w:rFonts w:ascii="Times New Roman" w:hAnsi="Times New Roman" w:cs="Times New Roman"/>
-        </w:rPr>
-        <w:t>channel.block</w:t>
-      </w:r>
-      <w:proofErr w:type="spellEnd"/>
-      <w:proofErr w:type="gramEnd"/>
-      <w:r>
-        <w:rPr>
-          <w:rFonts w:ascii="Times New Roman" w:hAnsi="Times New Roman" w:cs="Times New Roman"/>
-        </w:rPr>
-        <w:t xml:space="preserve">, and then all peers join the </w:t>
-      </w:r>
-      <w:proofErr w:type="spellStart"/>
-      <w:r>
-        <w:rPr>
-          <w:rFonts w:ascii="Times New Roman" w:hAnsi="Times New Roman" w:cs="Times New Roman"/>
-        </w:rPr>
-        <w:t>channel.block</w:t>
-      </w:r>
-      <w:proofErr w:type="spellEnd"/>
-      <w:r>
-        <w:rPr>
-          <w:rFonts w:ascii="Times New Roman" w:hAnsi="Times New Roman" w:cs="Times New Roman"/>
-        </w:rPr>
-        <w:t>,</w:t>
-      </w:r>
-      <w:r>
-        <w:rPr>
-          <w:rFonts w:ascii="Times New Roman" w:hAnsi="Times New Roman" w:cs="Times New Roman"/>
-        </w:rPr>
-        <w:t xml:space="preserve"> </w:t>
+        <w:t>CLI setups the docker container,</w:t>
       </w:r>
     </w:p>
     <w:tbl>
@@ -14369,200 +14220,178 @@
           </w:tcPr>
           <w:p>
             <w:pPr>
-              <w:pStyle w:val="HTML"/>
-              <w:rPr>
-                <w:rFonts w:asciiTheme="minorHAnsi" w:hAnsiTheme="minorHAnsi" w:cstheme="minorHAnsi"/>
-                <w:sz w:val="22"/>
-                <w:szCs w:val="22"/>
-              </w:rPr>
-            </w:pPr>
-            <w:r>
-              <w:rPr>
-                <w:rFonts w:asciiTheme="minorHAnsi" w:hAnsiTheme="minorHAnsi" w:cstheme="minorHAnsi"/>
-                <w:sz w:val="22"/>
-                <w:szCs w:val="22"/>
-              </w:rPr>
-              <w:t xml:space="preserve">// </w:t>
-            </w:r>
+              <w:rPr>
+                <w:rFonts w:ascii="Times New Roman" w:hAnsi="Times New Roman" w:cs="Times New Roman"/>
+              </w:rPr>
+            </w:pPr>
+            <w:r>
+              <w:rPr>
+                <w:rFonts w:ascii="Times New Roman" w:hAnsi="Times New Roman" w:cs="Times New Roman" w:hint="eastAsia"/>
+              </w:rPr>
+              <w:t>$</w:t>
+            </w:r>
+            <w:r>
+              <w:rPr>
+                <w:rFonts w:ascii="Times New Roman" w:hAnsi="Times New Roman" w:cs="Times New Roman"/>
+              </w:rPr>
+              <w:t xml:space="preserve"> cd $HOME/</w:t>
+            </w:r>
+            <w:r>
+              <w:rPr>
+                <w:rFonts w:ascii="Times New Roman" w:hAnsi="Times New Roman" w:cs="Times New Roman"/>
+              </w:rPr>
+              <w:t>fabric-samples/demo-first</w:t>
+            </w:r>
+          </w:p>
+          <w:p>
+            <w:pPr>
+              <w:rPr>
+                <w:rStyle w:val="a7"/>
+                <w:rFonts w:ascii="Times New Roman" w:hAnsi="Times New Roman" w:cs="Times New Roman"/>
+              </w:rPr>
+            </w:pPr>
             <w:proofErr w:type="gramStart"/>
             <w:r>
               <w:rPr>
-                <w:rFonts w:asciiTheme="minorHAnsi" w:hAnsiTheme="minorHAnsi" w:cstheme="minorHAnsi"/>
-                <w:sz w:val="22"/>
-                <w:szCs w:val="22"/>
-              </w:rPr>
-              <w:t>CLI  goes</w:t>
+                <w:rFonts w:ascii="Times New Roman" w:hAnsi="Times New Roman" w:cs="Times New Roman" w:hint="eastAsia"/>
+              </w:rPr>
+              <w:t>$</w:t>
+            </w:r>
+            <w:r>
+              <w:rPr>
+                <w:rFonts w:ascii="Times New Roman" w:hAnsi="Times New Roman" w:cs="Times New Roman"/>
+              </w:rPr>
+              <w:t xml:space="preserve"> .</w:t>
             </w:r>
             <w:proofErr w:type="gramEnd"/>
             <w:r>
               <w:rPr>
-                <w:rFonts w:asciiTheme="minorHAnsi" w:hAnsiTheme="minorHAnsi" w:cstheme="minorHAnsi"/>
-                <w:sz w:val="22"/>
-                <w:szCs w:val="22"/>
-              </w:rPr>
-              <w:t xml:space="preserve"> to `peer0.org1.example.com:7051` </w:t>
-            </w:r>
-            <w:r>
-              <w:rPr>
-                <w:rFonts w:asciiTheme="minorHAnsi" w:hAnsiTheme="minorHAnsi" w:cstheme="minorHAnsi"/>
-                <w:sz w:val="22"/>
-                <w:szCs w:val="22"/>
-              </w:rPr>
-              <w:br/>
-              <w:t>$ docker exec -it cli bash</w:t>
-            </w:r>
-          </w:p>
-          <w:p>
-            <w:pPr>
-              <w:pStyle w:val="HTML"/>
-              <w:rPr>
-                <w:rFonts w:asciiTheme="minorHAnsi" w:hAnsiTheme="minorHAnsi" w:cstheme="minorHAnsi"/>
-                <w:sz w:val="22"/>
-                <w:szCs w:val="22"/>
-              </w:rPr>
-            </w:pPr>
-          </w:p>
-          <w:p>
-            <w:pPr>
-              <w:pStyle w:val="HTML"/>
-              <w:rPr>
-                <w:rFonts w:asciiTheme="minorHAnsi" w:hAnsiTheme="minorHAnsi" w:cstheme="minorHAnsi"/>
-                <w:sz w:val="22"/>
-                <w:szCs w:val="22"/>
-              </w:rPr>
-            </w:pPr>
-            <w:r>
-              <w:rPr>
-                <w:rFonts w:asciiTheme="minorHAnsi" w:hAnsiTheme="minorHAnsi" w:cstheme="minorHAnsi"/>
-                <w:sz w:val="22"/>
-                <w:szCs w:val="22"/>
-              </w:rPr>
-              <w:t>// Environment Configuration for `peer0.org1.example.com:7051`</w:t>
-            </w:r>
-          </w:p>
-          <w:p>
-            <w:pPr>
-              <w:pStyle w:val="HTML"/>
-              <w:rPr>
-                <w:rStyle w:val="a7"/>
-                <w:rFonts w:asciiTheme="minorHAnsi" w:eastAsiaTheme="minorEastAsia" w:hAnsiTheme="minorHAnsi" w:cstheme="minorHAnsi"/>
-                <w:color w:val="auto"/>
-                <w:sz w:val="22"/>
-                <w:szCs w:val="22"/>
-                <w:u w:val="none"/>
-              </w:rPr>
-            </w:pPr>
-            <w:r>
-              <w:rPr>
-                <w:rFonts w:asciiTheme="minorHAnsi" w:hAnsiTheme="minorHAnsi" w:cstheme="minorHAnsi"/>
-                <w:sz w:val="22"/>
-                <w:szCs w:val="22"/>
-              </w:rPr>
-              <w:t># cd scripts</w:t>
-            </w:r>
-            <w:r>
-              <w:rPr>
-                <w:rFonts w:asciiTheme="minorHAnsi" w:hAnsiTheme="minorHAnsi" w:cstheme="minorHAnsi"/>
-                <w:sz w:val="22"/>
-                <w:szCs w:val="22"/>
-              </w:rPr>
-              <w:br/>
-            </w:r>
-            <w:proofErr w:type="gramStart"/>
-            <w:r>
-              <w:rPr>
-                <w:rFonts w:asciiTheme="minorHAnsi" w:hAnsiTheme="minorHAnsi" w:cstheme="minorHAnsi"/>
-                <w:sz w:val="22"/>
-                <w:szCs w:val="22"/>
-              </w:rPr>
-              <w:t xml:space="preserve"># </w:t>
-            </w:r>
-            <w:r>
-              <w:rPr>
-                <w:rFonts w:asciiTheme="minorHAnsi" w:hAnsiTheme="minorHAnsi" w:cstheme="minorHAnsi"/>
-                <w:sz w:val="22"/>
-                <w:szCs w:val="22"/>
-              </w:rPr>
-              <w:t>.</w:t>
-            </w:r>
-            <w:proofErr w:type="gramEnd"/>
-            <w:r>
-              <w:rPr>
-                <w:rFonts w:asciiTheme="minorHAnsi" w:hAnsiTheme="minorHAnsi" w:cstheme="minorHAnsi"/>
-                <w:sz w:val="22"/>
-                <w:szCs w:val="22"/>
+                <w:rFonts w:ascii="Times New Roman" w:hAnsi="Times New Roman" w:cs="Times New Roman"/>
               </w:rPr>
               <w:t>/</w:t>
             </w:r>
-            <w:hyperlink r:id="rId55" w:anchor="file-step1-sh" w:history="1">
+            <w:hyperlink r:id="rId54" w:anchor="file-cli-sh" w:history="1">
               <w:r>
                 <w:rPr>
                   <w:rStyle w:val="a7"/>
-                  <w:rFonts w:asciiTheme="minorHAnsi" w:hAnsiTheme="minorHAnsi" w:cstheme="minorHAnsi"/>
+                  <w:rFonts w:ascii="Times New Roman" w:hAnsi="Times New Roman" w:cs="Times New Roman"/>
                   <w:b/>
                   <w:bCs/>
-                  <w:sz w:val="22"/>
-                  <w:szCs w:val="22"/>
                 </w:rPr>
-                <w:t>step1.sh</w:t>
+                <w:t>cli.sh</w:t>
               </w:r>
             </w:hyperlink>
-            <w:r>
-              <w:rPr>
-                <w:rStyle w:val="a7"/>
-                <w:rFonts w:asciiTheme="minorHAnsi" w:hAnsiTheme="minorHAnsi" w:cstheme="minorHAnsi"/>
-                <w:b/>
-                <w:bCs/>
-                <w:sz w:val="22"/>
-                <w:szCs w:val="22"/>
-              </w:rPr>
-              <w:t xml:space="preserve"> </w:t>
-            </w:r>
-            <w:r>
-              <w:rPr>
-                <w:rFonts w:asciiTheme="minorHAnsi" w:hAnsiTheme="minorHAnsi" w:cstheme="minorHAnsi"/>
-                <w:sz w:val="22"/>
-                <w:szCs w:val="22"/>
-              </w:rPr>
-              <w:t xml:space="preserve">// </w:t>
-            </w:r>
-            <w:r>
-              <w:rPr>
-                <w:rFonts w:asciiTheme="minorHAnsi" w:hAnsiTheme="minorHAnsi" w:cstheme="minorHAnsi"/>
-                <w:sz w:val="22"/>
-                <w:szCs w:val="22"/>
-              </w:rPr>
-              <w:t>All peers join the channel</w:t>
-            </w:r>
-          </w:p>
-          <w:p>
-            <w:pPr>
-              <w:pStyle w:val="HTML"/>
-              <w:rPr>
-                <w:rStyle w:val="a7"/>
-                <w:rFonts w:asciiTheme="minorHAnsi" w:eastAsiaTheme="minorEastAsia" w:hAnsiTheme="minorHAnsi" w:cstheme="minorHAnsi"/>
-              </w:rPr>
-            </w:pPr>
-          </w:p>
-          <w:p>
-            <w:pPr>
-              <w:pStyle w:val="HTML"/>
-              <w:rPr>
-                <w:rStyle w:val="a7"/>
-                <w:rFonts w:asciiTheme="minorHAnsi" w:eastAsiaTheme="minorEastAsia" w:hAnsiTheme="minorHAnsi" w:cstheme="minorHAnsi"/>
-              </w:rPr>
-            </w:pPr>
-            <w:r>
-              <w:rPr>
-                <w:rStyle w:val="a7"/>
-                <w:rFonts w:asciiTheme="minorHAnsi" w:eastAsiaTheme="minorEastAsia" w:hAnsiTheme="minorHAnsi" w:cstheme="minorHAnsi"/>
-                <w:noProof/>
+          </w:p>
+          <w:p>
+            <w:pPr>
+              <w:rPr>
+                <w:rFonts w:ascii="Times New Roman" w:hAnsi="Times New Roman" w:cs="Times New Roman"/>
+              </w:rPr>
+            </w:pPr>
+          </w:p>
+          <w:p>
+            <w:pPr>
+              <w:rPr>
+                <w:rFonts w:ascii="Times New Roman" w:hAnsi="Times New Roman" w:cs="Times New Roman"/>
+              </w:rPr>
+            </w:pPr>
+            <w:r>
+              <w:rPr>
+                <w:rFonts w:ascii="Times New Roman" w:hAnsi="Times New Roman" w:cs="Times New Roman"/>
               </w:rPr>
               <w:drawing>
-                <wp:inline distT="0" distB="0" distL="0" distR="0" wp14:anchorId="27186855" wp14:editId="712B2A51">
-                  <wp:extent cx="5809638" cy="2299648"/>
-                  <wp:effectExtent l="0" t="0" r="635" b="5715"/>
-                  <wp:docPr id="45" name="图片 45"/>
+                <wp:inline distT="0" distB="0" distL="0" distR="0" wp14:anchorId="77F864EE" wp14:editId="0F44F4A0">
+                  <wp:extent cx="5943600" cy="130175"/>
+                  <wp:effectExtent l="0" t="0" r="0" b="3175"/>
+                  <wp:docPr id="17" name="图片 17"/>
+                  <wp:cNvGraphicFramePr>
+                    <a:graphicFrameLocks xmlns:a="http://schemas.openxmlformats.org/drawingml/2006/main" noChangeAspect="1"/>
+                  </wp:cNvGraphicFramePr>
+                  <a:graphic xmlns:a="http://schemas.openxmlformats.org/drawingml/2006/main">
+                    <a:graphicData uri="http://schemas.openxmlformats.org/drawingml/2006/picture">
+                      <pic:pic xmlns:pic="http://schemas.openxmlformats.org/drawingml/2006/picture">
+                        <pic:nvPicPr>
+                          <pic:cNvPr id="1" name=""/>
+                          <pic:cNvPicPr/>
+                        </pic:nvPicPr>
+                        <pic:blipFill>
+                          <a:blip r:embed="rId55"/>
+                          <a:stretch>
+                            <a:fillRect/>
+                          </a:stretch>
+                        </pic:blipFill>
+                        <pic:spPr>
+                          <a:xfrm>
+                            <a:off x="0" y="0"/>
+                            <a:ext cx="5943600" cy="130175"/>
+                          </a:xfrm>
+                          <a:prstGeom prst="rect">
+                            <a:avLst/>
+                          </a:prstGeom>
+                        </pic:spPr>
+                      </pic:pic>
+                    </a:graphicData>
+                  </a:graphic>
+                </wp:inline>
+              </w:drawing>
+            </w:r>
+          </w:p>
+          <w:p>
+            <w:pPr>
+              <w:rPr>
+                <w:rFonts w:ascii="Times New Roman" w:hAnsi="Times New Roman" w:cs="Times New Roman"/>
+              </w:rPr>
+            </w:pPr>
+          </w:p>
+          <w:p>
+            <w:pPr>
+              <w:rPr>
+                <w:rFonts w:ascii="Times New Roman" w:hAnsi="Times New Roman" w:cs="Times New Roman"/>
+              </w:rPr>
+            </w:pPr>
+            <w:r>
+              <w:rPr>
+                <w:rFonts w:ascii="Times New Roman" w:hAnsi="Times New Roman" w:cs="Times New Roman" w:hint="eastAsia"/>
+              </w:rPr>
+              <w:t>$</w:t>
+            </w:r>
+            <w:r>
+              <w:rPr>
+                <w:rFonts w:ascii="Times New Roman" w:hAnsi="Times New Roman" w:cs="Times New Roman"/>
+              </w:rPr>
+              <w:t xml:space="preserve"> docker </w:t>
+            </w:r>
+            <w:proofErr w:type="spellStart"/>
+            <w:r>
+              <w:rPr>
+                <w:rFonts w:ascii="Times New Roman" w:hAnsi="Times New Roman" w:cs="Times New Roman"/>
+              </w:rPr>
+              <w:t>ps</w:t>
+            </w:r>
+            <w:proofErr w:type="spellEnd"/>
+          </w:p>
+          <w:p>
+            <w:pPr>
+              <w:rPr>
+                <w:rFonts w:ascii="Times New Roman" w:hAnsi="Times New Roman" w:cs="Times New Roman"/>
+              </w:rPr>
+            </w:pPr>
+          </w:p>
+          <w:p>
+            <w:pPr>
+              <w:rPr>
+                <w:rFonts w:ascii="Times New Roman" w:hAnsi="Times New Roman" w:cs="Times New Roman"/>
+              </w:rPr>
+            </w:pPr>
+            <w:r>
+              <w:rPr>
+                <w:rFonts w:ascii="Times New Roman" w:hAnsi="Times New Roman" w:cs="Times New Roman"/>
+              </w:rPr>
+              <w:drawing>
+                <wp:inline distT="0" distB="0" distL="0" distR="0" wp14:anchorId="3B6DCBFB" wp14:editId="7E372995">
+                  <wp:extent cx="5943600" cy="216535"/>
+                  <wp:effectExtent l="0" t="0" r="0" b="0"/>
+                  <wp:docPr id="18" name="图片 18"/>
                   <wp:cNvGraphicFramePr>
                     <a:graphicFrameLocks xmlns:a="http://schemas.openxmlformats.org/drawingml/2006/main" noChangeAspect="1"/>
                   </wp:cNvGraphicFramePr>
@@ -14582,7 +14411,7 @@
                         <pic:spPr>
                           <a:xfrm>
                             <a:off x="0" y="0"/>
-                            <a:ext cx="5821996" cy="2304540"/>
+                            <a:ext cx="5943600" cy="216535"/>
                           </a:xfrm>
                           <a:prstGeom prst="rect">
                             <a:avLst/>
@@ -14597,23 +14426,309 @@
           </w:p>
           <w:p>
             <w:pPr>
+              <w:rPr>
+                <w:rFonts w:ascii="Times New Roman" w:hAnsi="Times New Roman" w:cs="Times New Roman"/>
+              </w:rPr>
+            </w:pPr>
+          </w:p>
+        </w:tc>
+      </w:tr>
+    </w:tbl>
+    <w:p/>
+    <w:p/>
+    <w:p>
+      <w:pPr>
+        <w:rPr>
+          <w:rFonts w:hint="eastAsia"/>
+        </w:rPr>
+      </w:pPr>
+    </w:p>
+    <w:p>
+      <w:pPr>
+        <w:pStyle w:val="2"/>
+        <w:rPr>
+          <w:rStyle w:val="a3"/>
+          <w:color w:val="2F5496" w:themeColor="accent1" w:themeShade="BF"/>
+        </w:rPr>
+      </w:pPr>
+      <w:r>
+        <w:rPr>
+          <w:rStyle w:val="a3"/>
+          <w:color w:val="2F5496" w:themeColor="accent1" w:themeShade="BF"/>
+        </w:rPr>
+        <w:lastRenderedPageBreak/>
+        <w:t>3</w:t>
+      </w:r>
+      <w:r>
+        <w:rPr>
+          <w:rStyle w:val="a3"/>
+          <w:color w:val="2F5496" w:themeColor="accent1" w:themeShade="BF"/>
+        </w:rPr>
+        <w:t>.</w:t>
+      </w:r>
+      <w:r>
+        <w:rPr>
+          <w:rStyle w:val="a3"/>
+          <w:color w:val="2F5496" w:themeColor="accent1" w:themeShade="BF"/>
+        </w:rPr>
+        <w:t>2</w:t>
+      </w:r>
+      <w:r>
+        <w:rPr>
+          <w:rStyle w:val="a3"/>
+          <w:color w:val="2F5496" w:themeColor="accent1" w:themeShade="BF"/>
+        </w:rPr>
+        <w:t xml:space="preserve">. </w:t>
+      </w:r>
+      <w:r>
+        <w:rPr>
+          <w:rStyle w:val="a3"/>
+          <w:rFonts w:hint="eastAsia"/>
+          <w:color w:val="2F5496" w:themeColor="accent1" w:themeShade="BF"/>
+        </w:rPr>
+        <w:t>S</w:t>
+      </w:r>
+      <w:r>
+        <w:rPr>
+          <w:rStyle w:val="a3"/>
+          <w:color w:val="2F5496" w:themeColor="accent1" w:themeShade="BF"/>
+        </w:rPr>
+        <w:t>tart the Network</w:t>
+      </w:r>
+    </w:p>
+    <w:p/>
+    <w:p>
+      <w:pPr>
+        <w:rPr>
+          <w:rFonts w:ascii="Times New Roman" w:hAnsi="Times New Roman" w:cs="Times New Roman"/>
+          <w:b/>
+          <w:bCs/>
+        </w:rPr>
+      </w:pPr>
+      <w:r>
+        <w:rPr>
+          <w:rFonts w:ascii="Times New Roman" w:hAnsi="Times New Roman" w:cs="Times New Roman"/>
+          <w:b/>
+          <w:bCs/>
+        </w:rPr>
+        <w:t>Step 1</w:t>
+      </w:r>
+      <w:r>
+        <w:rPr>
+          <w:rFonts w:ascii="Times New Roman" w:hAnsi="Times New Roman" w:cs="Times New Roman"/>
+          <w:b/>
+          <w:bCs/>
+        </w:rPr>
+        <w:t xml:space="preserve"> (Run)</w:t>
+      </w:r>
+      <w:r>
+        <w:rPr>
+          <w:rFonts w:ascii="Times New Roman" w:hAnsi="Times New Roman" w:cs="Times New Roman"/>
+          <w:b/>
+          <w:bCs/>
+        </w:rPr>
+        <w:t>:</w:t>
+      </w:r>
+      <w:r>
+        <w:rPr>
+          <w:rFonts w:ascii="Times New Roman" w:hAnsi="Times New Roman" w:cs="Times New Roman"/>
+        </w:rPr>
+        <w:t xml:space="preserve"> </w:t>
+      </w:r>
+      <w:r>
+        <w:rPr>
+          <w:rFonts w:ascii="Times New Roman" w:hAnsi="Times New Roman" w:cs="Times New Roman"/>
+        </w:rPr>
+        <w:t>CLI</w:t>
+      </w:r>
+      <w:r>
+        <w:rPr>
+          <w:rFonts w:ascii="Times New Roman" w:hAnsi="Times New Roman" w:cs="Times New Roman"/>
+        </w:rPr>
+        <w:t xml:space="preserve"> (of peer0.org1) connects to </w:t>
+      </w:r>
+      <w:r>
+        <w:rPr>
+          <w:rFonts w:ascii="Times New Roman" w:hAnsi="Times New Roman" w:cs="Times New Roman"/>
+        </w:rPr>
+        <w:t>Peer0.org1.example.com:7051</w:t>
+      </w:r>
+      <w:r>
+        <w:rPr>
+          <w:rFonts w:ascii="Times New Roman" w:hAnsi="Times New Roman" w:cs="Times New Roman"/>
+        </w:rPr>
+        <w:t>,</w:t>
+      </w:r>
+      <w:r>
+        <w:rPr>
+          <w:rFonts w:ascii="Times New Roman" w:hAnsi="Times New Roman" w:cs="Times New Roman"/>
+        </w:rPr>
+        <w:t xml:space="preserve"> create</w:t>
+      </w:r>
+      <w:r>
+        <w:rPr>
+          <w:rFonts w:ascii="Times New Roman" w:hAnsi="Times New Roman" w:cs="Times New Roman"/>
+        </w:rPr>
+        <w:t>s</w:t>
+      </w:r>
+      <w:r>
+        <w:rPr>
+          <w:rFonts w:ascii="Times New Roman" w:hAnsi="Times New Roman" w:cs="Times New Roman"/>
+        </w:rPr>
+        <w:t xml:space="preserve"> a </w:t>
+      </w:r>
+      <w:proofErr w:type="spellStart"/>
+      <w:proofErr w:type="gramStart"/>
+      <w:r>
+        <w:rPr>
+          <w:rFonts w:ascii="Times New Roman" w:hAnsi="Times New Roman" w:cs="Times New Roman"/>
+        </w:rPr>
+        <w:t>channel.block</w:t>
+      </w:r>
+      <w:proofErr w:type="spellEnd"/>
+      <w:proofErr w:type="gramEnd"/>
+      <w:r>
+        <w:rPr>
+          <w:rFonts w:ascii="Times New Roman" w:hAnsi="Times New Roman" w:cs="Times New Roman"/>
+        </w:rPr>
+        <w:t xml:space="preserve">, and then all peers join the </w:t>
+      </w:r>
+      <w:proofErr w:type="spellStart"/>
+      <w:r>
+        <w:rPr>
+          <w:rFonts w:ascii="Times New Roman" w:hAnsi="Times New Roman" w:cs="Times New Roman"/>
+        </w:rPr>
+        <w:t>channel.block</w:t>
+      </w:r>
+      <w:proofErr w:type="spellEnd"/>
+      <w:r>
+        <w:rPr>
+          <w:rFonts w:ascii="Times New Roman" w:hAnsi="Times New Roman" w:cs="Times New Roman"/>
+        </w:rPr>
+        <w:t>,</w:t>
+      </w:r>
+      <w:r>
+        <w:rPr>
+          <w:rFonts w:ascii="Times New Roman" w:hAnsi="Times New Roman" w:cs="Times New Roman"/>
+        </w:rPr>
+        <w:t xml:space="preserve"> </w:t>
+      </w:r>
+    </w:p>
+    <w:tbl>
+      <w:tblPr>
+        <w:tblStyle w:val="a4"/>
+        <w:tblW w:w="0" w:type="auto"/>
+        <w:tblLook w:val="04A0" w:firstRow="1" w:lastRow="0" w:firstColumn="1" w:lastColumn="0" w:noHBand="0" w:noVBand="1"/>
+      </w:tblPr>
+      <w:tblGrid>
+        <w:gridCol w:w="9350"/>
+      </w:tblGrid>
+      <w:tr>
+        <w:tc>
+          <w:tcPr>
+            <w:tcW w:w="9350" w:type="dxa"/>
+          </w:tcPr>
+          <w:p>
+            <w:pPr>
               <w:pStyle w:val="HTML"/>
               <w:rPr>
+                <w:rFonts w:asciiTheme="minorHAnsi" w:hAnsiTheme="minorHAnsi" w:cstheme="minorHAnsi"/>
+                <w:sz w:val="22"/>
+                <w:szCs w:val="22"/>
+              </w:rPr>
+            </w:pPr>
+            <w:r>
+              <w:rPr>
+                <w:rFonts w:asciiTheme="minorHAnsi" w:hAnsiTheme="minorHAnsi" w:cstheme="minorHAnsi"/>
+                <w:sz w:val="22"/>
+                <w:szCs w:val="22"/>
+              </w:rPr>
+              <w:t xml:space="preserve">// </w:t>
+            </w:r>
+            <w:proofErr w:type="gramStart"/>
+            <w:r>
+              <w:rPr>
+                <w:rFonts w:asciiTheme="minorHAnsi" w:hAnsiTheme="minorHAnsi" w:cstheme="minorHAnsi"/>
+                <w:sz w:val="22"/>
+                <w:szCs w:val="22"/>
+              </w:rPr>
+              <w:t>CLI  goes</w:t>
+            </w:r>
+            <w:proofErr w:type="gramEnd"/>
+            <w:r>
+              <w:rPr>
+                <w:rFonts w:asciiTheme="minorHAnsi" w:hAnsiTheme="minorHAnsi" w:cstheme="minorHAnsi"/>
+                <w:sz w:val="22"/>
+                <w:szCs w:val="22"/>
+              </w:rPr>
+              <w:t xml:space="preserve"> to `peer0.org1.example.com:7051` </w:t>
+            </w:r>
+            <w:r>
+              <w:rPr>
+                <w:rFonts w:asciiTheme="minorHAnsi" w:hAnsiTheme="minorHAnsi" w:cstheme="minorHAnsi"/>
+                <w:sz w:val="22"/>
+                <w:szCs w:val="22"/>
+              </w:rPr>
+              <w:br/>
+              <w:t>$ docker exec -it cli bash</w:t>
+            </w:r>
+          </w:p>
+          <w:p>
+            <w:pPr>
+              <w:pStyle w:val="HTML"/>
+              <w:rPr>
+                <w:rFonts w:asciiTheme="minorHAnsi" w:hAnsiTheme="minorHAnsi" w:cstheme="minorHAnsi"/>
+                <w:sz w:val="22"/>
+                <w:szCs w:val="22"/>
+              </w:rPr>
+            </w:pPr>
+          </w:p>
+          <w:p>
+            <w:pPr>
+              <w:pStyle w:val="HTML"/>
+              <w:rPr>
+                <w:rFonts w:asciiTheme="minorHAnsi" w:hAnsiTheme="minorHAnsi" w:cstheme="minorHAnsi"/>
+                <w:sz w:val="22"/>
+                <w:szCs w:val="22"/>
+              </w:rPr>
+            </w:pPr>
+            <w:r>
+              <w:rPr>
+                <w:rFonts w:asciiTheme="minorHAnsi" w:hAnsiTheme="minorHAnsi" w:cstheme="minorHAnsi"/>
+                <w:sz w:val="22"/>
+                <w:szCs w:val="22"/>
+              </w:rPr>
+              <w:t>// Environment Configuration for `peer0.org1.example.com:7051`</w:t>
+            </w:r>
+          </w:p>
+          <w:p>
+            <w:pPr>
+              <w:pStyle w:val="HTML"/>
+              <w:rPr>
+                <w:rStyle w:val="a7"/>
                 <w:rFonts w:asciiTheme="minorHAnsi" w:eastAsiaTheme="minorEastAsia" w:hAnsiTheme="minorHAnsi" w:cstheme="minorHAnsi"/>
-                <w:sz w:val="22"/>
-                <w:szCs w:val="22"/>
-              </w:rPr>
-            </w:pPr>
-          </w:p>
-          <w:p>
-            <w:pPr>
-              <w:pStyle w:val="HTML"/>
-              <w:rPr>
-                <w:rFonts w:asciiTheme="minorHAnsi" w:hAnsiTheme="minorHAnsi" w:cstheme="minorHAnsi"/>
-                <w:sz w:val="22"/>
-                <w:szCs w:val="22"/>
-              </w:rPr>
-            </w:pPr>
+                <w:color w:val="auto"/>
+                <w:sz w:val="22"/>
+                <w:szCs w:val="22"/>
+                <w:u w:val="none"/>
+              </w:rPr>
+            </w:pPr>
+            <w:r>
+              <w:rPr>
+                <w:rFonts w:asciiTheme="minorHAnsi" w:hAnsiTheme="minorHAnsi" w:cstheme="minorHAnsi"/>
+                <w:sz w:val="22"/>
+                <w:szCs w:val="22"/>
+              </w:rPr>
+              <w:t># cd scripts</w:t>
+            </w:r>
+            <w:r>
+              <w:rPr>
+                <w:rFonts w:asciiTheme="minorHAnsi" w:hAnsiTheme="minorHAnsi" w:cstheme="minorHAnsi"/>
+                <w:sz w:val="22"/>
+                <w:szCs w:val="22"/>
+              </w:rPr>
+              <w:br/>
+            </w:r>
             <w:proofErr w:type="gramStart"/>
             <w:r>
               <w:rPr>
@@ -14640,7 +14755,7 @@
               </w:rPr>
               <w:t>/</w:t>
             </w:r>
-            <w:hyperlink r:id="rId57" w:anchor="file-step2-sh" w:history="1">
+            <w:hyperlink r:id="rId57" w:anchor="file-step1-sh" w:history="1">
               <w:r>
                 <w:rPr>
                   <w:rStyle w:val="a7"/>
@@ -14650,11 +14765,12 @@
                   <w:sz w:val="22"/>
                   <w:szCs w:val="22"/>
                 </w:rPr>
-                <w:t>step2.sh</w:t>
+                <w:t>step1.sh</w:t>
               </w:r>
             </w:hyperlink>
             <w:r>
               <w:rPr>
+                <w:rStyle w:val="a7"/>
                 <w:rFonts w:asciiTheme="minorHAnsi" w:hAnsiTheme="minorHAnsi" w:cstheme="minorHAnsi"/>
                 <w:b/>
                 <w:bCs/>
@@ -14677,26 +14793,15 @@
                 <w:sz w:val="22"/>
                 <w:szCs w:val="22"/>
               </w:rPr>
-              <w:t xml:space="preserve">All peers join the </w:t>
-            </w:r>
-            <w:proofErr w:type="spellStart"/>
-            <w:r>
-              <w:rPr>
-                <w:rFonts w:asciiTheme="minorHAnsi" w:hAnsiTheme="minorHAnsi" w:cstheme="minorHAnsi"/>
-                <w:sz w:val="22"/>
-                <w:szCs w:val="22"/>
-              </w:rPr>
-              <w:t>chaincode</w:t>
-            </w:r>
-            <w:proofErr w:type="spellEnd"/>
+              <w:t>All peers join the channel</w:t>
+            </w:r>
           </w:p>
           <w:p>
             <w:pPr>
               <w:pStyle w:val="HTML"/>
               <w:rPr>
+                <w:rStyle w:val="a7"/>
                 <w:rFonts w:asciiTheme="minorHAnsi" w:eastAsiaTheme="minorEastAsia" w:hAnsiTheme="minorHAnsi" w:cstheme="minorHAnsi"/>
-                <w:sz w:val="22"/>
-                <w:szCs w:val="22"/>
               </w:rPr>
             </w:pPr>
           </w:p>
@@ -14704,23 +14809,20 @@
             <w:pPr>
               <w:pStyle w:val="HTML"/>
               <w:rPr>
-                <w:rFonts w:asciiTheme="minorHAnsi" w:eastAsiaTheme="minorEastAsia" w:hAnsiTheme="minorHAnsi" w:cstheme="minorHAnsi" w:hint="eastAsia"/>
-                <w:sz w:val="22"/>
-                <w:szCs w:val="22"/>
-              </w:rPr>
-            </w:pPr>
-            <w:r>
-              <w:rPr>
+                <w:rStyle w:val="a7"/>
                 <w:rFonts w:asciiTheme="minorHAnsi" w:eastAsiaTheme="minorEastAsia" w:hAnsiTheme="minorHAnsi" w:cstheme="minorHAnsi"/>
-                <w:noProof/>
-                <w:sz w:val="22"/>
-                <w:szCs w:val="22"/>
+              </w:rPr>
+            </w:pPr>
+            <w:r>
+              <w:rPr>
+                <w:rStyle w:val="a7"/>
+                <w:rFonts w:asciiTheme="minorHAnsi" w:eastAsiaTheme="minorEastAsia" w:hAnsiTheme="minorHAnsi" w:cstheme="minorHAnsi"/>
               </w:rPr>
               <w:drawing>
-                <wp:inline distT="0" distB="0" distL="0" distR="0" wp14:anchorId="2A4169E2" wp14:editId="2A87C125">
-                  <wp:extent cx="5943600" cy="163195"/>
-                  <wp:effectExtent l="0" t="0" r="0" b="8255"/>
-                  <wp:docPr id="10" name="图片 10"/>
+                <wp:inline distT="0" distB="0" distL="0" distR="0" wp14:anchorId="089B2880" wp14:editId="436D6C99">
+                  <wp:extent cx="5943600" cy="1939290"/>
+                  <wp:effectExtent l="0" t="0" r="0" b="3810"/>
+                  <wp:docPr id="19" name="图片 19"/>
                   <wp:cNvGraphicFramePr>
                     <a:graphicFrameLocks xmlns:a="http://schemas.openxmlformats.org/drawingml/2006/main" noChangeAspect="1"/>
                   </wp:cNvGraphicFramePr>
@@ -14740,7 +14842,7 @@
                         <pic:spPr>
                           <a:xfrm>
                             <a:off x="0" y="0"/>
-                            <a:ext cx="5943600" cy="163195"/>
+                            <a:ext cx="5943600" cy="1939290"/>
                           </a:xfrm>
                           <a:prstGeom prst="rect">
                             <a:avLst/>
@@ -14753,9 +14855,194 @@
               </w:drawing>
             </w:r>
           </w:p>
+          <w:p>
+            <w:pPr>
+              <w:pStyle w:val="HTML"/>
+              <w:rPr>
+                <w:rFonts w:asciiTheme="minorHAnsi" w:eastAsiaTheme="minorEastAsia" w:hAnsiTheme="minorHAnsi" w:cstheme="minorHAnsi"/>
+                <w:sz w:val="22"/>
+                <w:szCs w:val="22"/>
+              </w:rPr>
+            </w:pPr>
+          </w:p>
+          <w:p>
+            <w:pPr>
+              <w:pStyle w:val="HTML"/>
+              <w:rPr>
+                <w:rFonts w:asciiTheme="minorHAnsi" w:hAnsiTheme="minorHAnsi" w:cstheme="minorHAnsi"/>
+                <w:sz w:val="22"/>
+                <w:szCs w:val="22"/>
+              </w:rPr>
+            </w:pPr>
+            <w:proofErr w:type="gramStart"/>
+            <w:r>
+              <w:rPr>
+                <w:rFonts w:asciiTheme="minorHAnsi" w:hAnsiTheme="minorHAnsi" w:cstheme="minorHAnsi"/>
+                <w:sz w:val="22"/>
+                <w:szCs w:val="22"/>
+              </w:rPr>
+              <w:t xml:space="preserve"># </w:t>
+            </w:r>
+            <w:r>
+              <w:rPr>
+                <w:rFonts w:asciiTheme="minorHAnsi" w:hAnsiTheme="minorHAnsi" w:cstheme="minorHAnsi"/>
+                <w:sz w:val="22"/>
+                <w:szCs w:val="22"/>
+              </w:rPr>
+              <w:t>.</w:t>
+            </w:r>
+            <w:proofErr w:type="gramEnd"/>
+            <w:r>
+              <w:rPr>
+                <w:rFonts w:asciiTheme="minorHAnsi" w:hAnsiTheme="minorHAnsi" w:cstheme="minorHAnsi"/>
+                <w:sz w:val="22"/>
+                <w:szCs w:val="22"/>
+              </w:rPr>
+              <w:t>/</w:t>
+            </w:r>
+            <w:hyperlink r:id="rId59" w:anchor="file-step2-sh" w:history="1">
+              <w:r>
+                <w:rPr>
+                  <w:rStyle w:val="a7"/>
+                  <w:rFonts w:asciiTheme="minorHAnsi" w:hAnsiTheme="minorHAnsi" w:cstheme="minorHAnsi"/>
+                  <w:b/>
+                  <w:bCs/>
+                  <w:sz w:val="22"/>
+                  <w:szCs w:val="22"/>
+                </w:rPr>
+                <w:t>step2.sh</w:t>
+              </w:r>
+            </w:hyperlink>
+            <w:r>
+              <w:rPr>
+                <w:rFonts w:asciiTheme="minorHAnsi" w:hAnsiTheme="minorHAnsi" w:cstheme="minorHAnsi"/>
+                <w:b/>
+                <w:bCs/>
+                <w:sz w:val="22"/>
+                <w:szCs w:val="22"/>
+              </w:rPr>
+              <w:t xml:space="preserve"> </w:t>
+            </w:r>
+            <w:r>
+              <w:rPr>
+                <w:rFonts w:asciiTheme="minorHAnsi" w:hAnsiTheme="minorHAnsi" w:cstheme="minorHAnsi"/>
+                <w:sz w:val="22"/>
+                <w:szCs w:val="22"/>
+              </w:rPr>
+              <w:t xml:space="preserve">// </w:t>
+            </w:r>
+            <w:r>
+              <w:rPr>
+                <w:rFonts w:asciiTheme="minorHAnsi" w:hAnsiTheme="minorHAnsi" w:cstheme="minorHAnsi"/>
+                <w:sz w:val="22"/>
+                <w:szCs w:val="22"/>
+              </w:rPr>
+              <w:t xml:space="preserve">All peers join the </w:t>
+            </w:r>
+            <w:proofErr w:type="spellStart"/>
+            <w:r>
+              <w:rPr>
+                <w:rFonts w:asciiTheme="minorHAnsi" w:hAnsiTheme="minorHAnsi" w:cstheme="minorHAnsi"/>
+                <w:sz w:val="22"/>
+                <w:szCs w:val="22"/>
+              </w:rPr>
+              <w:t>chaincode</w:t>
+            </w:r>
+            <w:proofErr w:type="spellEnd"/>
+          </w:p>
+          <w:p>
+            <w:pPr>
+              <w:pStyle w:val="HTML"/>
+              <w:rPr>
+                <w:rFonts w:asciiTheme="minorHAnsi" w:eastAsiaTheme="minorEastAsia" w:hAnsiTheme="minorHAnsi" w:cstheme="minorHAnsi"/>
+                <w:sz w:val="22"/>
+                <w:szCs w:val="22"/>
+              </w:rPr>
+            </w:pPr>
+          </w:p>
+          <w:p>
+            <w:pPr>
+              <w:pStyle w:val="HTML"/>
+              <w:rPr>
+                <w:rFonts w:asciiTheme="minorHAnsi" w:eastAsiaTheme="minorEastAsia" w:hAnsiTheme="minorHAnsi" w:cstheme="minorHAnsi"/>
+                <w:noProof/>
+                <w:sz w:val="22"/>
+                <w:szCs w:val="22"/>
+              </w:rPr>
+            </w:pPr>
+            <w:r>
+              <w:rPr>
+                <w:rFonts w:asciiTheme="minorHAnsi" w:eastAsiaTheme="minorEastAsia" w:hAnsiTheme="minorHAnsi" w:cstheme="minorHAnsi"/>
+                <w:noProof/>
+                <w:sz w:val="22"/>
+                <w:szCs w:val="22"/>
+              </w:rPr>
+              <w:drawing>
+                <wp:inline distT="0" distB="0" distL="0" distR="0" wp14:anchorId="1393F335" wp14:editId="2DE60355">
+                  <wp:extent cx="5943600" cy="2115820"/>
+                  <wp:effectExtent l="0" t="0" r="0" b="0"/>
+                  <wp:docPr id="20" name="图片 20"/>
+                  <wp:cNvGraphicFramePr>
+                    <a:graphicFrameLocks xmlns:a="http://schemas.openxmlformats.org/drawingml/2006/main" noChangeAspect="1"/>
+                  </wp:cNvGraphicFramePr>
+                  <a:graphic xmlns:a="http://schemas.openxmlformats.org/drawingml/2006/main">
+                    <a:graphicData uri="http://schemas.openxmlformats.org/drawingml/2006/picture">
+                      <pic:pic xmlns:pic="http://schemas.openxmlformats.org/drawingml/2006/picture">
+                        <pic:nvPicPr>
+                          <pic:cNvPr id="1" name=""/>
+                          <pic:cNvPicPr/>
+                        </pic:nvPicPr>
+                        <pic:blipFill>
+                          <a:blip r:embed="rId60"/>
+                          <a:stretch>
+                            <a:fillRect/>
+                          </a:stretch>
+                        </pic:blipFill>
+                        <pic:spPr>
+                          <a:xfrm>
+                            <a:off x="0" y="0"/>
+                            <a:ext cx="5943600" cy="2115820"/>
+                          </a:xfrm>
+                          <a:prstGeom prst="rect">
+                            <a:avLst/>
+                          </a:prstGeom>
+                        </pic:spPr>
+                      </pic:pic>
+                    </a:graphicData>
+                  </a:graphic>
+                </wp:inline>
+              </w:drawing>
+            </w:r>
+          </w:p>
+          <w:p>
+            <w:pPr>
+              <w:pStyle w:val="HTML"/>
+              <w:rPr>
+                <w:rFonts w:asciiTheme="minorHAnsi" w:eastAsiaTheme="minorEastAsia" w:hAnsiTheme="minorHAnsi" w:cstheme="minorHAnsi" w:hint="eastAsia"/>
+                <w:sz w:val="22"/>
+                <w:szCs w:val="22"/>
+              </w:rPr>
+            </w:pPr>
+          </w:p>
         </w:tc>
       </w:tr>
     </w:tbl>
+    <w:p/>
+    <w:p/>
+    <w:p>
+      <w:pPr>
+        <w:rPr>
+          <w:rFonts w:hint="eastAsia"/>
+        </w:rPr>
+      </w:pPr>
+    </w:p>
+    <w:p>
+      <w:pPr>
+        <w:rPr>
+          <w:rFonts w:hint="eastAsia"/>
+        </w:rPr>
+      </w:pPr>
+    </w:p>
     <w:p>
       <w:pPr>
         <w:pStyle w:val="2"/>
@@ -14927,7 +15214,7 @@
           <w:p>
             <w:pPr>
               <w:rPr>
-                <w:rFonts w:cstheme="minorHAnsi"/>
+                <w:bCs/>
               </w:rPr>
             </w:pPr>
             <w:r>
@@ -14935,6 +15222,34 @@
                 <w:rFonts w:hint="eastAsia"/>
                 <w:bCs/>
               </w:rPr>
+              <w:t>#</w:t>
+            </w:r>
+            <w:r>
+              <w:rPr>
+                <w:bCs/>
+              </w:rPr>
+              <w:t xml:space="preserve"> </w:t>
+            </w:r>
+            <w:proofErr w:type="gramStart"/>
+            <w:r>
+              <w:rPr>
+                <w:bCs/>
+              </w:rPr>
+              <w:t>exit</w:t>
+            </w:r>
+            <w:proofErr w:type="gramEnd"/>
+          </w:p>
+          <w:p>
+            <w:pPr>
+              <w:rPr>
+                <w:rFonts w:cstheme="minorHAnsi"/>
+              </w:rPr>
+            </w:pPr>
+            <w:r>
+              <w:rPr>
+                <w:rFonts w:hint="eastAsia"/>
+                <w:bCs/>
+              </w:rPr>
               <w:t>$</w:t>
             </w:r>
             <w:r>
@@ -15155,7 +15470,7 @@
               </w:rPr>
               <w:t xml:space="preserve"> vi </w:t>
             </w:r>
-            <w:hyperlink r:id="rId59" w:anchor="file-read_pem-py" w:history="1">
+            <w:hyperlink r:id="rId61" w:anchor="file-read_pem-py" w:history="1">
               <w:r>
                 <w:rPr>
                   <w:rStyle w:val="a7"/>
@@ -15184,7 +15499,7 @@
               </w:rPr>
               <w:t xml:space="preserve"> vi </w:t>
             </w:r>
-            <w:hyperlink r:id="rId60" w:anchor="file-prepare_tls_peer0_org1-sh" w:history="1">
+            <w:hyperlink r:id="rId62" w:anchor="file-prepare_tls_peer0_org1-sh" w:history="1">
               <w:r>
                 <w:rPr>
                   <w:rStyle w:val="a7"/>
@@ -15213,7 +15528,7 @@
               </w:rPr>
               <w:t xml:space="preserve"> vi </w:t>
             </w:r>
-            <w:hyperlink r:id="rId61" w:anchor="file-prepare_tls_peer0_org2-sh" w:history="1">
+            <w:hyperlink r:id="rId63" w:anchor="file-prepare_tls_peer0_org2-sh" w:history="1">
               <w:r>
                 <w:rPr>
                   <w:rStyle w:val="a7"/>
@@ -15256,7 +15571,7 @@
               </w:rPr>
               <w:t>/</w:t>
             </w:r>
-            <w:hyperlink r:id="rId62" w:anchor="file-all-sh" w:history="1">
+            <w:hyperlink r:id="rId64" w:anchor="file-all-sh" w:history="1">
               <w:r>
                 <w:rPr>
                   <w:rStyle w:val="a7"/>
@@ -15277,33 +15592,62 @@
           <w:p>
             <w:pPr>
               <w:rPr>
-                <w:rFonts w:cstheme="minorHAnsi"/>
-              </w:rPr>
-            </w:pPr>
-            <w:r>
+                <w:bCs/>
+              </w:rPr>
+            </w:pPr>
+            <w:r>
+              <w:rPr>
+                <w:bCs/>
+              </w:rPr>
+              <w:drawing>
+                <wp:inline distT="0" distB="0" distL="0" distR="0" wp14:anchorId="6FA61D20" wp14:editId="52B84F5B">
+                  <wp:extent cx="5943600" cy="393065"/>
+                  <wp:effectExtent l="0" t="0" r="0" b="6985"/>
+                  <wp:docPr id="21" name="图片 21"/>
+                  <wp:cNvGraphicFramePr>
+                    <a:graphicFrameLocks xmlns:a="http://schemas.openxmlformats.org/drawingml/2006/main" noChangeAspect="1"/>
+                  </wp:cNvGraphicFramePr>
+                  <a:graphic xmlns:a="http://schemas.openxmlformats.org/drawingml/2006/main">
+                    <a:graphicData uri="http://schemas.openxmlformats.org/drawingml/2006/picture">
+                      <pic:pic xmlns:pic="http://schemas.openxmlformats.org/drawingml/2006/picture">
+                        <pic:nvPicPr>
+                          <pic:cNvPr id="1" name=""/>
+                          <pic:cNvPicPr/>
+                        </pic:nvPicPr>
+                        <pic:blipFill>
+                          <a:blip r:embed="rId65"/>
+                          <a:stretch>
+                            <a:fillRect/>
+                          </a:stretch>
+                        </pic:blipFill>
+                        <pic:spPr>
+                          <a:xfrm>
+                            <a:off x="0" y="0"/>
+                            <a:ext cx="5943600" cy="393065"/>
+                          </a:xfrm>
+                          <a:prstGeom prst="rect">
+                            <a:avLst/>
+                          </a:prstGeom>
+                        </pic:spPr>
+                      </pic:pic>
+                    </a:graphicData>
+                  </a:graphic>
+                </wp:inline>
+              </w:drawing>
+            </w:r>
+          </w:p>
+          <w:p>
+            <w:pPr>
               <w:rPr>
                 <w:rFonts w:hint="eastAsia"/>
                 <w:bCs/>
               </w:rPr>
-              <w:t>$</w:t>
-            </w:r>
-            <w:r>
-              <w:rPr>
-                <w:bCs/>
-              </w:rPr>
-              <w:t xml:space="preserve"> cd </w:t>
-            </w:r>
-            <w:r>
+            </w:pPr>
+          </w:p>
+          <w:p>
+            <w:pPr>
               <w:rPr>
                 <w:rFonts w:cstheme="minorHAnsi"/>
-              </w:rPr>
-              <w:t>$HOME/fabric-samples/demo-first/workload/wallet</w:t>
-            </w:r>
-          </w:p>
-          <w:p>
-            <w:pPr>
-              <w:rPr>
-                <w:bCs/>
               </w:rPr>
             </w:pPr>
             <w:r>
@@ -15317,9 +15661,35 @@
               <w:rPr>
                 <w:bCs/>
               </w:rPr>
+              <w:t xml:space="preserve"> cd </w:t>
+            </w:r>
+            <w:r>
+              <w:rPr>
+                <w:rFonts w:cstheme="minorHAnsi"/>
+              </w:rPr>
+              <w:t>$HOME/fabric-samples/demo-first/workload/wallet</w:t>
+            </w:r>
+          </w:p>
+          <w:p>
+            <w:pPr>
+              <w:rPr>
+                <w:bCs/>
+              </w:rPr>
+            </w:pPr>
+            <w:r>
+              <w:rPr>
+                <w:rFonts w:hint="eastAsia"/>
+                <w:bCs/>
+              </w:rPr>
+              <w:t>$</w:t>
+            </w:r>
+            <w:r>
+              <w:rPr>
+                <w:bCs/>
+              </w:rPr>
               <w:t xml:space="preserve"> vi </w:t>
             </w:r>
-            <w:hyperlink r:id="rId63" w:anchor="file-prepare_wallet_user1_org1-py" w:history="1">
+            <w:hyperlink r:id="rId66" w:anchor="file-prepare_wallet_user1_org1-py" w:history="1">
               <w:r>
                 <w:rPr>
                   <w:rStyle w:val="a7"/>
@@ -15348,7 +15718,7 @@
               </w:rPr>
               <w:t xml:space="preserve"> vi </w:t>
             </w:r>
-            <w:hyperlink r:id="rId64" w:anchor="file-prepare_wallet_user1_org2-py" w:history="1">
+            <w:hyperlink r:id="rId67" w:anchor="file-prepare_wallet_user1_org2-py" w:history="1">
               <w:r>
                 <w:rPr>
                   <w:rStyle w:val="a7"/>
@@ -15377,7 +15747,7 @@
               </w:rPr>
               <w:t xml:space="preserve"> </w:t>
             </w:r>
-            <w:hyperlink r:id="rId65" w:anchor="file-all-sh" w:history="1">
+            <w:hyperlink r:id="rId68" w:anchor="file-all-sh" w:history="1">
               <w:r>
                 <w:rPr>
                   <w:rStyle w:val="a7"/>
@@ -15519,7 +15889,7 @@
               </w:rPr>
               <w:t xml:space="preserve"> vi </w:t>
             </w:r>
-            <w:hyperlink r:id="rId66" w:anchor="file-invoke-js" w:history="1">
+            <w:hyperlink r:id="rId69" w:anchor="file-invoke-js" w:history="1">
               <w:r>
                 <w:rPr>
                   <w:rStyle w:val="a7"/>
@@ -15548,7 +15918,7 @@
               </w:rPr>
               <w:t xml:space="preserve"> vi </w:t>
             </w:r>
-            <w:hyperlink r:id="rId67" w:anchor="file-prepare_sdk_peer0_org1-sh" w:history="1">
+            <w:hyperlink r:id="rId70" w:anchor="file-prepare_sdk_peer0_org1-sh" w:history="1">
               <w:r>
                 <w:rPr>
                   <w:rStyle w:val="a7"/>
@@ -15577,7 +15947,7 @@
               </w:rPr>
               <w:t xml:space="preserve"> vi </w:t>
             </w:r>
-            <w:hyperlink r:id="rId68" w:anchor="file-prepare_sdk_peer0_org2-sh" w:history="1">
+            <w:hyperlink r:id="rId71" w:anchor="file-prepare_sdk_peer0_org2-sh" w:history="1">
               <w:r>
                 <w:rPr>
                   <w:rStyle w:val="a7"/>
@@ -15590,15 +15960,16 @@
           <w:p>
             <w:pPr>
               <w:rPr>
-                <w:bCs/>
-              </w:rPr>
-            </w:pPr>
-            <w:proofErr w:type="gramStart"/>
-            <w:r>
-              <w:rPr>
                 <w:rFonts w:hint="eastAsia"/>
                 <w:bCs/>
               </w:rPr>
+            </w:pPr>
+            <w:proofErr w:type="gramStart"/>
+            <w:r>
+              <w:rPr>
+                <w:rFonts w:hint="eastAsia"/>
+                <w:bCs/>
+              </w:rPr>
               <w:t>$</w:t>
             </w:r>
             <w:r>
@@ -15614,7 +15985,7 @@
               </w:rPr>
               <w:t>/</w:t>
             </w:r>
-            <w:hyperlink r:id="rId69" w:anchor="file-all-sh" w:history="1">
+            <w:hyperlink r:id="rId72" w:anchor="file-all-sh" w:history="1">
               <w:r>
                 <w:rPr>
                   <w:rStyle w:val="a7"/>
@@ -15624,13 +15995,6 @@
                 <w:t>all.sh</w:t>
               </w:r>
             </w:hyperlink>
-          </w:p>
-          <w:p>
-            <w:pPr>
-              <w:rPr>
-                <w:bCs/>
-              </w:rPr>
-            </w:pPr>
           </w:p>
         </w:tc>
       </w:tr>
@@ -15738,7 +16102,7 @@
               </w:rPr>
               <w:t xml:space="preserve">vi </w:t>
             </w:r>
-            <w:hyperlink r:id="rId70" w:anchor="file-package-json" w:history="1">
+            <w:hyperlink r:id="rId73" w:anchor="file-package-json" w:history="1">
               <w:proofErr w:type="gramStart"/>
               <w:r>
                 <w:rPr>
@@ -15809,7 +16173,7 @@
               </w:rPr>
               <w:t>vi $HOME/fabric-samples/demo-first/workload/node_modules/fabric-network/lib/</w:t>
             </w:r>
-            <w:hyperlink r:id="rId71" w:anchor="file-transaction-js" w:history="1">
+            <w:hyperlink r:id="rId74" w:anchor="file-transaction-js" w:history="1">
               <w:r>
                 <w:rPr>
                   <w:rStyle w:val="a7"/>
@@ -15847,7 +16211,7 @@
         </w:rPr>
         <w:t xml:space="preserve">Prepare wallets of </w:t>
       </w:r>
-      <w:hyperlink r:id="rId72" w:history="1">
+      <w:hyperlink r:id="rId75" w:history="1">
         <w:r>
           <w:rPr>
             <w:rStyle w:val="a7"/>
@@ -15862,7 +16226,7 @@
         </w:rPr>
         <w:t xml:space="preserve"> and </w:t>
       </w:r>
-      <w:hyperlink r:id="rId73" w:history="1">
+      <w:hyperlink r:id="rId76" w:history="1">
         <w:r>
           <w:rPr>
             <w:rStyle w:val="a7"/>
@@ -15963,7 +16327,7 @@
               </w:rPr>
               <w:t xml:space="preserve"> python </w:t>
             </w:r>
-            <w:hyperlink r:id="rId74" w:anchor="file-step2-sh" w:history="1">
+            <w:hyperlink r:id="rId77" w:anchor="file-step2-sh" w:history="1">
               <w:r>
                 <w:rPr>
                   <w:rStyle w:val="a7"/>
@@ -15992,7 +16356,7 @@
               </w:rPr>
               <w:t xml:space="preserve"> python </w:t>
             </w:r>
-            <w:hyperlink r:id="rId75" w:anchor="file-prepare_wallet_user1_org2-py" w:history="1">
+            <w:hyperlink r:id="rId78" w:anchor="file-prepare_wallet_user1_org2-py" w:history="1">
               <w:r>
                 <w:rPr>
                   <w:rStyle w:val="a7"/>
@@ -16029,7 +16393,7 @@
               </w:rPr>
               <w:t>/</w:t>
             </w:r>
-            <w:hyperlink r:id="rId76" w:anchor="file-all-sh" w:history="1">
+            <w:hyperlink r:id="rId79" w:anchor="file-all-sh" w:history="1">
               <w:r>
                 <w:rPr>
                   <w:rStyle w:val="a7"/>
@@ -16067,7 +16431,6 @@
         <w:rPr>
           <w:b/>
         </w:rPr>
-        <w:lastRenderedPageBreak/>
         <w:t xml:space="preserve">Step 4: </w:t>
       </w:r>
       <w:r>
@@ -16144,10 +16507,11 @@
               </w:rPr>
               <w:t>/</w:t>
             </w:r>
-            <w:hyperlink r:id="rId77" w:anchor="file-scp-sh" w:history="1">
+            <w:hyperlink r:id="rId80" w:anchor="file-scp-sh" w:history="1">
               <w:r>
                 <w:rPr>
                   <w:rStyle w:val="a7"/>
+                  <w:b/>
                   <w:bCs/>
                 </w:rPr>
                 <w:t>scp.sh</w:t>
@@ -16200,13 +16564,30 @@
               </w:rPr>
               <w:t>/</w:t>
             </w:r>
-            <w:hyperlink r:id="rId78" w:anchor="file-ssh-sh" w:history="1">
+            <w:hyperlink r:id="rId81" w:anchor="file-ssh-sh" w:history="1">
               <w:r>
                 <w:rPr>
                   <w:rStyle w:val="a7"/>
+                  <w:b/>
                   <w:bCs/>
                 </w:rPr>
-                <w:t>ssh.sh</w:t>
+                <w:t>ss</w:t>
+              </w:r>
+              <w:r>
+                <w:rPr>
+                  <w:rStyle w:val="a7"/>
+                  <w:b/>
+                  <w:bCs/>
+                </w:rPr>
+                <w:t>h</w:t>
+              </w:r>
+              <w:r>
+                <w:rPr>
+                  <w:rStyle w:val="a7"/>
+                  <w:b/>
+                  <w:bCs/>
+                </w:rPr>
+                <w:t>.sh</w:t>
               </w:r>
             </w:hyperlink>
             <w:r>
@@ -16256,24 +16637,72 @@
                 <w:bCs/>
               </w:rPr>
             </w:pPr>
-          </w:p>
-          <w:p>
-            <w:pPr>
+            <w:r>
               <w:rPr>
                 <w:bCs/>
               </w:rPr>
-            </w:pPr>
-            <w:r>
-              <w:rPr>
-                <w:bCs/>
-              </w:rPr>
-              <w:t xml:space="preserve">// </w:t>
-            </w:r>
-            <w:r>
+              <w:drawing>
+                <wp:inline distT="0" distB="0" distL="0" distR="0" wp14:anchorId="410A8CA8" wp14:editId="4CC2D1F0">
+                  <wp:extent cx="5943600" cy="2087880"/>
+                  <wp:effectExtent l="0" t="0" r="0" b="7620"/>
+                  <wp:docPr id="27" name="图片 27"/>
+                  <wp:cNvGraphicFramePr>
+                    <a:graphicFrameLocks xmlns:a="http://schemas.openxmlformats.org/drawingml/2006/main" noChangeAspect="1"/>
+                  </wp:cNvGraphicFramePr>
+                  <a:graphic xmlns:a="http://schemas.openxmlformats.org/drawingml/2006/main">
+                    <a:graphicData uri="http://schemas.openxmlformats.org/drawingml/2006/picture">
+                      <pic:pic xmlns:pic="http://schemas.openxmlformats.org/drawingml/2006/picture">
+                        <pic:nvPicPr>
+                          <pic:cNvPr id="1" name=""/>
+                          <pic:cNvPicPr/>
+                        </pic:nvPicPr>
+                        <pic:blipFill>
+                          <a:blip r:embed="rId82"/>
+                          <a:stretch>
+                            <a:fillRect/>
+                          </a:stretch>
+                        </pic:blipFill>
+                        <pic:spPr>
+                          <a:xfrm>
+                            <a:off x="0" y="0"/>
+                            <a:ext cx="5943600" cy="2087880"/>
+                          </a:xfrm>
+                          <a:prstGeom prst="rect">
+                            <a:avLst/>
+                          </a:prstGeom>
+                        </pic:spPr>
+                      </pic:pic>
+                    </a:graphicData>
+                  </a:graphic>
+                </wp:inline>
+              </w:drawing>
+            </w:r>
+          </w:p>
+          <w:p>
+            <w:pPr>
               <w:rPr>
                 <w:rFonts w:hint="eastAsia"/>
                 <w:bCs/>
               </w:rPr>
+            </w:pPr>
+          </w:p>
+          <w:p>
+            <w:pPr>
+              <w:rPr>
+                <w:bCs/>
+              </w:rPr>
+            </w:pPr>
+            <w:r>
+              <w:rPr>
+                <w:bCs/>
+              </w:rPr>
+              <w:t xml:space="preserve">// </w:t>
+            </w:r>
+            <w:r>
+              <w:rPr>
+                <w:rFonts w:hint="eastAsia"/>
+                <w:bCs/>
+              </w:rPr>
               <w:t>$</w:t>
             </w:r>
             <w:r>
@@ -16282,7 +16711,7 @@
               </w:rPr>
               <w:t xml:space="preserve"> node </w:t>
             </w:r>
-            <w:hyperlink r:id="rId79" w:anchor="file-query-js" w:history="1">
+            <w:hyperlink r:id="rId83" w:anchor="file-query-js" w:history="1">
               <w:r>
                 <w:rPr>
                   <w:rStyle w:val="a7"/>
@@ -16317,7 +16746,7 @@
               </w:rPr>
               <w:t xml:space="preserve"> node </w:t>
             </w:r>
-            <w:hyperlink r:id="rId80" w:anchor="file-invoke-js" w:history="1">
+            <w:hyperlink r:id="rId84" w:anchor="file-invoke-js" w:history="1">
               <w:r>
                 <w:rPr>
                   <w:rStyle w:val="a7"/>
@@ -16395,7 +16824,7 @@
             <w:r>
               <w:t xml:space="preserve">$ python </w:t>
             </w:r>
-            <w:hyperlink r:id="rId81" w:anchor="file-readthroughput_p1-py" w:history="1">
+            <w:hyperlink r:id="rId85" w:anchor="file-readthroughput_p1-py" w:history="1">
               <w:r>
                 <w:rPr>
                   <w:rStyle w:val="a7"/>
@@ -16422,7 +16851,7 @@
             <w:r>
               <w:t xml:space="preserve"> python </w:t>
             </w:r>
-            <w:hyperlink r:id="rId82" w:anchor="file-readdelay_p1-py" w:history="1">
+            <w:hyperlink r:id="rId86" w:anchor="file-readdelay_p1-py" w:history="1">
               <w:r>
                 <w:rPr>
                   <w:rStyle w:val="a7"/>
@@ -16630,7 +17059,7 @@
               </w:rPr>
               <w:t xml:space="preserve"> </w:t>
             </w:r>
-            <w:hyperlink r:id="rId83" w:history="1">
+            <w:hyperlink r:id="rId87" w:history="1">
               <w:r>
                 <w:rPr>
                   <w:rStyle w:val="a7"/>
@@ -16644,7 +17073,7 @@
             <w:r>
               <w:t xml:space="preserve">$ python </w:t>
             </w:r>
-            <w:hyperlink r:id="rId84" w:anchor="file-readthroughput_p2-py" w:history="1">
+            <w:hyperlink r:id="rId88" w:anchor="file-readthroughput_p2-py" w:history="1">
               <w:r>
                 <w:rPr>
                   <w:rStyle w:val="a7"/>
@@ -16835,7 +17264,7 @@
               </w:rPr>
               <w:t xml:space="preserve"> </w:t>
             </w:r>
-            <w:hyperlink r:id="rId85" w:history="1">
+            <w:hyperlink r:id="rId89" w:history="1">
               <w:r>
                 <w:rPr>
                   <w:rStyle w:val="a7"/>
@@ -16855,7 +17284,7 @@
             <w:r>
               <w:t xml:space="preserve"> python2 </w:t>
             </w:r>
-            <w:hyperlink r:id="rId86" w:anchor="file-readthroughput_p3" w:history="1">
+            <w:hyperlink r:id="rId90" w:anchor="file-readthroughput_p3" w:history="1">
               <w:r>
                 <w:rPr>
                   <w:rStyle w:val="a7"/>
@@ -16864,12 +17293,18 @@
               </w:r>
             </w:hyperlink>
           </w:p>
-          <w:p/>
-          <w:p>
-            <w:r>
+          <w:p>
+            <w:pPr>
               <w:rPr>
                 <w:rFonts w:hint="eastAsia"/>
               </w:rPr>
+            </w:pPr>
+          </w:p>
+          <w:p>
+            <w:r>
+              <w:rPr>
+                <w:rFonts w:hint="eastAsia"/>
+              </w:rPr>
               <w:t>/</w:t>
             </w:r>
             <w:r>
@@ -16878,6 +17313,7 @@
           </w:p>
           <w:p>
             <w:r>
+              <w:lastRenderedPageBreak/>
               <w:t xml:space="preserve"># peer channel fetch 228 </w:t>
             </w:r>
             <w:proofErr w:type="spellStart"/>
@@ -17074,7 +17510,6 @@
               <w:rPr>
                 <w:rFonts w:hint="eastAsia"/>
               </w:rPr>
-              <w:lastRenderedPageBreak/>
               <w:t>$</w:t>
             </w:r>
             <w:r>
@@ -17087,12 +17522,24 @@
             <w:r>
               <w:t>/</w:t>
             </w:r>
-            <w:hyperlink r:id="rId87" w:anchor="file-clean-sh" w:history="1">
+            <w:hyperlink r:id="rId91" w:anchor="file-clean-sh" w:history="1">
               <w:r>
                 <w:rPr>
                   <w:rStyle w:val="a7"/>
                 </w:rPr>
-                <w:t>clean.sh</w:t>
+                <w:t>clean</w:t>
+              </w:r>
+              <w:r>
+                <w:rPr>
+                  <w:rStyle w:val="a7"/>
+                </w:rPr>
+                <w:t>.</w:t>
+              </w:r>
+              <w:r>
+                <w:rPr>
+                  <w:rStyle w:val="a7"/>
+                </w:rPr>
+                <w:t>sh</w:t>
               </w:r>
             </w:hyperlink>
           </w:p>
@@ -17210,37 +17657,6 @@
         </w:rPr>
       </w:pPr>
     </w:p>
-    <w:p>
-      <w:pPr>
-        <w:pStyle w:val="graf"/>
-        <w:rPr>
-          <w:rFonts w:asciiTheme="minorHAnsi" w:eastAsiaTheme="minorEastAsia" w:hAnsiTheme="minorHAnsi" w:cstheme="minorBidi"/>
-          <w:sz w:val="22"/>
-          <w:szCs w:val="22"/>
-        </w:rPr>
-      </w:pPr>
-    </w:p>
-    <w:p>
-      <w:pPr>
-        <w:pStyle w:val="graf"/>
-        <w:rPr>
-          <w:rFonts w:asciiTheme="minorHAnsi" w:eastAsiaTheme="minorEastAsia" w:hAnsiTheme="minorHAnsi" w:cstheme="minorBidi"/>
-          <w:sz w:val="22"/>
-          <w:szCs w:val="22"/>
-        </w:rPr>
-      </w:pPr>
-    </w:p>
-    <w:p>
-      <w:pPr>
-        <w:pStyle w:val="graf"/>
-        <w:rPr>
-          <w:rFonts w:asciiTheme="minorHAnsi" w:eastAsiaTheme="minorEastAsia" w:hAnsiTheme="minorHAnsi" w:cstheme="minorBidi"/>
-          <w:sz w:val="22"/>
-          <w:szCs w:val="22"/>
-        </w:rPr>
-      </w:pPr>
-    </w:p>
-    <w:p/>
     <w:p>
       <w:pPr>
         <w:rPr>
